--- a/技术文档/OS功能挑战赛道-设计方案与技术文档.docx
+++ b/技术文档/OS功能挑战赛道-设计方案与技术文档.docx
@@ -24740,2686 +24740,6 @@
         </w:rPr>
         <w:t xml:space="preserve">[13] 项目旧技术文档（团队自有，本文据其结构、术语与图表重构）。</w:t>
       </w:r>
-    </w:p>
-    <w:p>
-      <w:pPr>
-        <w:pStyle w:val="Heading1"/>
-        <w:pageBreakBefore/>
-        <w:spacing w:after="180" w:before="240"/>
-      </w:pPr>
-      <w:r>
-        <w:rPr>
-          <w:rFonts w:ascii="Arial" w:eastAsia="黑体" w:hAnsi="Arial"/>
-          <w:b/>
-          <w:bCs/>
-          <w:color w:val="000000"/>
-          <w:sz w:val="30"/>
-          <w:szCs w:val="30"/>
-        </w:rPr>
-        <w:t xml:space="preserve">附录 A　CLI 命令速查</w:t>
-      </w:r>
-    </w:p>
-    <w:p>
-      <w:pPr>
-        <w:spacing w:after="60" w:line="360" w:lineRule="auto"/>
-        <w:ind w:firstLine="420"/>
-        <w:jc w:val="both"/>
-      </w:pPr>
-      <w:r>
-        <w:rPr>
-          <w:rFonts w:ascii="Times New Roman" w:eastAsia="宋体" w:hAnsi="Times New Roman"/>
-          <w:color w:val="000000"/>
-          <w:sz w:val="21"/>
-          <w:szCs w:val="21"/>
-        </w:rPr>
-        <w:t xml:space="preserve">下列命令摘自项目 README，仅保留关键命令；完整说明见仓库。</w:t>
-      </w:r>
-    </w:p>
-    <w:p>
-      <w:pPr>
-        <w:pStyle w:val="Heading3"/>
-        <w:spacing w:after="100" w:before="160"/>
-      </w:pPr>
-      <w:r>
-        <w:rPr>
-          <w:rFonts w:ascii="Arial" w:eastAsia="黑体" w:hAnsi="Arial"/>
-          <w:b/>
-          <w:bCs/>
-          <w:color w:val="000000"/>
-          <w:sz w:val="22"/>
-          <w:szCs w:val="22"/>
-        </w:rPr>
-        <w:t xml:space="preserve">A.1　描述报告链路</w:t>
-      </w:r>
-    </w:p>
-    <w:p>
-      <w:pPr>
-        <w:spacing w:after="20" w:line="300" w:lineRule="auto"/>
-        <w:ind w:left="360"/>
-      </w:pPr>
-      <w:r>
-        <w:rPr>
-          <w:rFonts w:ascii="Consolas" w:eastAsia="宋体" w:hAnsi="Consolas"/>
-          <w:color w:val="000000"/>
-          <w:sz w:val="19"/>
-          <w:szCs w:val="19"/>
-        </w:rPr>
-        <w:t xml:space="preserve">python agent.py --url https://gitlab.example.com/group/repo.git   # 远程，自动克隆</w:t>
-      </w:r>
-    </w:p>
-    <w:p>
-      <w:pPr>
-        <w:spacing w:after="20" w:line="300" w:lineRule="auto"/>
-        <w:ind w:left="360"/>
-      </w:pPr>
-      <w:r>
-        <w:rPr>
-          <w:rFonts w:ascii="Consolas" w:eastAsia="宋体" w:hAnsi="Consolas"/>
-          <w:color w:val="000000"/>
-          <w:sz w:val="19"/>
-          <w:szCs w:val="19"/>
-        </w:rPr>
-        <w:t xml:space="preserve">python agent.py --repo-path /path/to/repo                          # 本地路径</w:t>
-      </w:r>
-    </w:p>
-    <w:p>
-      <w:pPr>
-        <w:spacing w:after="20" w:line="300" w:lineRule="auto"/>
-        <w:ind w:left="360"/>
-      </w:pPr>
-      <w:r>
-        <w:rPr>
-          <w:rFonts w:ascii="Consolas" w:eastAsia="宋体" w:hAnsi="Consolas"/>
-          <w:color w:val="000000"/>
-          <w:sz w:val="19"/>
-          <w:szCs w:val="19"/>
-        </w:rPr>
-        <w:t xml:space="preserve">python agent.py --repo-id REPO_NAME -o report.html                 # 历史库内仓库</w:t>
-      </w:r>
-    </w:p>
-    <w:p>
-      <w:pPr>
-        <w:pStyle w:val="Heading3"/>
-        <w:spacing w:after="100" w:before="160"/>
-      </w:pPr>
-      <w:r>
-        <w:rPr>
-          <w:rFonts w:ascii="Arial" w:eastAsia="黑体" w:hAnsi="Arial"/>
-          <w:b/>
-          <w:bCs/>
-          <w:color w:val="000000"/>
-          <w:sz w:val="22"/>
-          <w:szCs w:val="22"/>
-        </w:rPr>
-        <w:t xml:space="preserve">A.2　查重链路</w:t>
-      </w:r>
-    </w:p>
-    <w:p>
-      <w:pPr>
-        <w:spacing w:after="20" w:line="300" w:lineRule="auto"/>
-        <w:ind w:left="360"/>
-      </w:pPr>
-      <w:r>
-        <w:rPr>
-          <w:rFonts w:ascii="Consolas" w:eastAsia="宋体" w:hAnsi="Consolas"/>
-          <w:color w:val="000000"/>
-          <w:sz w:val="19"/>
-          <w:szCs w:val="19"/>
-        </w:rPr>
-        <w:t xml:space="preserve">docker compose up -d                          # 可选：启动 Qdrant 向量库</w:t>
-      </w:r>
-    </w:p>
-    <w:p>
-      <w:pPr>
-        <w:spacing w:after="20" w:line="300" w:lineRule="auto"/>
-        <w:ind w:left="360"/>
-      </w:pPr>
-      <w:r>
-        <w:rPr>
-          <w:rFonts w:ascii="Consolas" w:eastAsia="宋体" w:hAnsi="Consolas"/>
-          <w:color w:val="000000"/>
-          <w:sz w:val="19"/>
-          <w:szCs w:val="19"/>
-        </w:rPr>
-        <w:t xml:space="preserve">python -m src.buildlib                        # 一键建历史库</w:t>
-      </w:r>
-    </w:p>
-    <w:p>
-      <w:pPr>
-        <w:spacing w:after="20" w:line="300" w:lineRule="auto"/>
-        <w:ind w:left="360"/>
-      </w:pPr>
-      <w:r>
-        <w:rPr>
-          <w:rFonts w:ascii="Consolas" w:eastAsia="宋体" w:hAnsi="Consolas"/>
-          <w:color w:val="000000"/>
-          <w:sz w:val="19"/>
-          <w:szCs w:val="19"/>
-        </w:rPr>
-        <w:t xml:space="preserve">python -m src.pipeline --repo &lt;路径或 url&gt;     # 产出查重对比报告</w:t>
-      </w:r>
-    </w:p>
-    <w:p>
-      <w:pPr>
-        <w:spacing w:after="20" w:line="300" w:lineRule="auto"/>
-        <w:ind w:left="360"/>
-      </w:pPr>
-      <w:r>
-        <w:rPr>
-          <w:rFonts w:ascii="Consolas" w:eastAsia="宋体" w:hAnsi="Consolas"/>
-          <w:color w:val="000000"/>
-          <w:sz w:val="19"/>
-          <w:szCs w:val="19"/>
-        </w:rPr>
-        <w:t xml:space="preserve">python -m src.pipeline --repo &lt;...&gt; --resume-from &lt;step&gt;   # 断点续跑</w:t>
-      </w:r>
-    </w:p>
-    <w:p>
-      <w:pPr>
-        <w:spacing w:after="20" w:line="300" w:lineRule="auto"/>
-        <w:ind w:left="360"/>
-      </w:pPr>
-      <w:r>
-        <w:rPr>
-          <w:rFonts w:ascii="Consolas" w:eastAsia="宋体" w:hAnsi="Consolas"/>
-          <w:color w:val="000000"/>
-          <w:sz w:val="19"/>
-          <w:szCs w:val="19"/>
-        </w:rPr>
-        <w:t xml:space="preserve">python -m src.pipeline --repo &lt;...&gt; --qdrant-path data/db/qdrant_local  # 无 docker</w:t>
-      </w:r>
-    </w:p>
-    <w:p>
-      <w:pPr>
-        <w:pStyle w:val="Heading3"/>
-        <w:spacing w:after="100" w:before="160"/>
-      </w:pPr>
-      <w:r>
-        <w:rPr>
-          <w:rFonts w:ascii="Arial" w:eastAsia="黑体" w:hAnsi="Arial"/>
-          <w:b/>
-          <w:bCs/>
-          <w:color w:val="000000"/>
-          <w:sz w:val="22"/>
-          <w:szCs w:val="22"/>
-        </w:rPr>
-        <w:t xml:space="preserve">A.3　AI 生成代码检测</w:t>
-      </w:r>
-    </w:p>
-    <w:p>
-      <w:pPr>
-        <w:spacing w:after="20" w:line="300" w:lineRule="auto"/>
-        <w:ind w:left="360"/>
-      </w:pPr>
-      <w:r>
-        <w:rPr>
-          <w:rFonts w:ascii="Consolas" w:eastAsia="宋体" w:hAnsi="Consolas"/>
-          <w:color w:val="000000"/>
-          <w:sz w:val="19"/>
-          <w:szCs w:val="19"/>
-        </w:rPr>
-        <w:t xml:space="preserve">python -m src.ai_detect --repo &lt;新作品路径&gt;     # 需打分模型权重，缺失时优雅跳过</w:t>
-      </w:r>
-    </w:p>
-    <w:p>
-      <w:pPr>
-        <w:pStyle w:val="Heading3"/>
-        <w:spacing w:after="100" w:before="160"/>
-      </w:pPr>
-      <w:r>
-        <w:rPr>
-          <w:rFonts w:ascii="Arial" w:eastAsia="黑体" w:hAnsi="Arial"/>
-          <w:b/>
-          <w:bCs/>
-          <w:color w:val="000000"/>
-          <w:sz w:val="22"/>
-          <w:szCs w:val="22"/>
-        </w:rPr>
-        <w:t xml:space="preserve">A.4　安装</w:t>
-      </w:r>
-    </w:p>
-    <w:p>
-      <w:pPr>
-        <w:spacing w:after="20" w:line="300" w:lineRule="auto"/>
-        <w:ind w:left="360"/>
-      </w:pPr>
-      <w:r>
-        <w:rPr>
-          <w:rFonts w:ascii="Consolas" w:eastAsia="宋体" w:hAnsi="Consolas"/>
-          <w:color w:val="000000"/>
-          <w:sz w:val="19"/>
-          <w:szCs w:val="19"/>
-        </w:rPr>
-        <w:t xml:space="preserve">bash setup.sh &amp;&amp; source .venv/bin/activate    # 一键安装并注册 agent</w:t>
-      </w:r>
-    </w:p>
-    <w:p>
-      <w:pPr>
-        <w:pStyle w:val="Heading1"/>
-        <w:pageBreakBefore/>
-        <w:spacing w:after="180" w:before="240"/>
-      </w:pPr>
-      <w:r>
-        <w:rPr>
-          <w:rFonts w:ascii="Arial" w:eastAsia="黑体" w:hAnsi="Arial"/>
-          <w:b/>
-          <w:bCs/>
-          <w:color w:val="000000"/>
-          <w:sz w:val="30"/>
-          <w:szCs w:val="30"/>
-        </w:rPr>
-        <w:t xml:space="preserve">附录 B　配置与运行环境说明</w:t>
-      </w:r>
-    </w:p>
-    <w:p>
-      <w:pPr>
-        <w:spacing w:after="60" w:line="360" w:lineRule="auto"/>
-        <w:ind w:firstLine="420"/>
-        <w:jc w:val="both"/>
-      </w:pPr>
-      <w:r>
-        <w:rPr>
-          <w:rFonts w:ascii="Times New Roman" w:eastAsia="宋体" w:hAnsi="Times New Roman"/>
-          <w:color w:val="000000"/>
-          <w:sz w:val="21"/>
-          <w:szCs w:val="21"/>
-        </w:rPr>
-        <w:t xml:space="preserve">系统运行配置主要集中于 config.toml 与 config/settings.yaml，并辅以 .env 提供查重/AI 检测链路的环境变量。出于安全考虑，真实 API 密钥不应写入本文档或随仓库提交，建议通过环境变量或被 git 忽略的本地配置提供。</w:t>
-      </w:r>
-    </w:p>
-    <w:p>
-      <w:pPr>
-        <w:spacing w:after="60" w:line="360" w:lineRule="auto"/>
-        <w:ind w:firstLine="420"/>
-        <w:jc w:val="both"/>
-      </w:pPr>
-      <w:r>
-        <w:rPr>
-          <w:rFonts w:ascii="Times New Roman" w:eastAsia="宋体" w:hAnsi="Times New Roman"/>
-          <w:color w:val="000000"/>
-          <w:sz w:val="21"/>
-          <w:szCs w:val="21"/>
-        </w:rPr>
-        <w:t xml:space="preserve">config.toml 的 [api] 段配置模型密钥与 OpenAI 兼容接入点；[engine] 段配置符号引擎索引超时（rust_analyzer_timeout=120、clangd_timeout=60）、调用链展开层数与 MCP 探索步数预算（max_steps=30）。config/settings.yaml 配置嵌入模型与滑窗、召回 top_k、基线与公共代码阈值、LLM 复核投票与温度、AI 检测阈值与打分模型等（关键取值见正文表 3-4）。.env 提供 LLM_BASE_URL、LLM_MODEL、GITLAB_URL、GITLAB_TOKEN 等变量。</w:t>
-      </w:r>
-    </w:p>
-    <w:p>
-      <w:pPr>
-        <w:spacing w:after="60" w:line="360" w:lineRule="auto"/>
-        <w:ind w:firstLine="420"/>
-        <w:jc w:val="both"/>
-      </w:pPr>
-      <w:r>
-        <w:rPr>
-          <w:rFonts w:ascii="Times New Roman" w:eastAsia="宋体" w:hAnsi="Times New Roman"/>
-          <w:b/>
-          <w:bCs/>
-          <w:color w:val="000000"/>
-          <w:sz w:val="21"/>
-          <w:szCs w:val="21"/>
-        </w:rPr>
-        <w:t xml:space="preserve">安全提示：</w:t>
-      </w:r>
-      <w:r>
-        <w:rPr>
-          <w:rFonts w:ascii="Times New Roman" w:eastAsia="宋体" w:hAnsi="Times New Roman"/>
-          <w:color w:val="000000"/>
-          <w:sz w:val="21"/>
-          <w:szCs w:val="21"/>
-        </w:rPr>
-        <w:t xml:space="preserve">仓库示例配置中如包含明文密钥，提交前应予以撤换或移除，避免凭据泄露。</w:t>
-      </w:r>
-    </w:p>
-    <w:p>
-      <w:pPr>
-        <w:pStyle w:val="Heading1"/>
-        <w:pageBreakBefore/>
-        <w:spacing w:after="180" w:before="240"/>
-      </w:pPr>
-      <w:r>
-        <w:rPr>
-          <w:rFonts w:ascii="Arial" w:eastAsia="黑体" w:hAnsi="Arial"/>
-          <w:b/>
-          <w:bCs/>
-          <w:color w:val="000000"/>
-          <w:sz w:val="30"/>
-          <w:szCs w:val="30"/>
-        </w:rPr>
-        <w:t xml:space="preserve">附录 C　作品进展汇报幻灯片建议内容</w:t>
-      </w:r>
-    </w:p>
-    <w:p>
-      <w:pPr>
-        <w:spacing w:after="60" w:line="360" w:lineRule="auto"/>
-        <w:ind w:firstLine="420"/>
-        <w:jc w:val="both"/>
-      </w:pPr>
-      <w:r>
-        <w:rPr>
-          <w:rFonts w:ascii="Times New Roman" w:eastAsia="宋体" w:hAnsi="Times New Roman"/>
-          <w:color w:val="000000"/>
-          <w:sz w:val="21"/>
-          <w:szCs w:val="21"/>
-        </w:rPr>
-        <w:t xml:space="preserve">为与作品进展汇报幻灯片相互对应，建议 PPT 按以下结构组织，每页内容均可在本文对应章节找到依据。</w:t>
-      </w:r>
-    </w:p>
-    <w:p>
-      <w:pPr>
-        <w:spacing w:after="40" w:line="340" w:lineRule="auto"/>
-        <w:ind w:left="600" w:hanging="320"/>
-        <w:jc w:val="both"/>
-      </w:pPr>
-      <w:r>
-        <w:rPr>
-          <w:rFonts w:ascii="Times New Roman" w:eastAsia="宋体" w:hAnsi="Times New Roman"/>
-          <w:color w:val="000000"/>
-          <w:sz w:val="21"/>
-          <w:szCs w:val="21"/>
-        </w:rPr>
-        <w:t xml:space="preserve">— 项目背景与赛题分析：教学型内核评审痛点、赛题任务与评审要点（对应第一、二章）。</w:t>
-      </w:r>
-    </w:p>
-    <w:p>
-      <w:pPr>
-        <w:spacing w:after="40" w:line="340" w:lineRule="auto"/>
-        <w:ind w:left="600" w:hanging="320"/>
-        <w:jc w:val="both"/>
-      </w:pPr>
-      <w:r>
-        <w:rPr>
-          <w:rFonts w:ascii="Times New Roman" w:eastAsia="宋体" w:hAnsi="Times New Roman"/>
-          <w:color w:val="000000"/>
-          <w:sz w:val="21"/>
-          <w:szCs w:val="21"/>
-        </w:rPr>
-        <w:t xml:space="preserve">— 系统架构：三链路全景与分层架构（对应第三章图 3-1、图 3-2）。</w:t>
-      </w:r>
-    </w:p>
-    <w:p>
-      <w:pPr>
-        <w:spacing w:after="40" w:line="340" w:lineRule="auto"/>
-        <w:ind w:left="600" w:hanging="320"/>
-        <w:jc w:val="both"/>
-      </w:pPr>
-      <w:r>
-        <w:rPr>
-          <w:rFonts w:ascii="Times New Roman" w:eastAsia="宋体" w:hAnsi="Times New Roman"/>
-          <w:color w:val="000000"/>
-          <w:sz w:val="21"/>
-          <w:szCs w:val="21"/>
-        </w:rPr>
-        <w:t xml:space="preserve">— 核心功能：描述报告、多层漏斗查重、AI 生成代码检测（对应第三、六章）。</w:t>
-      </w:r>
-    </w:p>
-    <w:p>
-      <w:pPr>
-        <w:spacing w:after="40" w:line="340" w:lineRule="auto"/>
-        <w:ind w:left="600" w:hanging="320"/>
-        <w:jc w:val="both"/>
-      </w:pPr>
-      <w:r>
-        <w:rPr>
-          <w:rFonts w:ascii="Times New Roman" w:eastAsia="宋体" w:hAnsi="Times New Roman"/>
-          <w:color w:val="000000"/>
-          <w:sz w:val="21"/>
-          <w:szCs w:val="21"/>
-        </w:rPr>
-        <w:t xml:space="preserve">— 技术路线：符号解析三档降级、向量召回与分段、log-rank/NPR 检测（对应第三章）。</w:t>
-      </w:r>
-    </w:p>
-    <w:p>
-      <w:pPr>
-        <w:spacing w:after="40" w:line="340" w:lineRule="auto"/>
-        <w:ind w:left="600" w:hanging="320"/>
-        <w:jc w:val="both"/>
-      </w:pPr>
-      <w:r>
-        <w:rPr>
-          <w:rFonts w:ascii="Times New Roman" w:eastAsia="宋体" w:hAnsi="Times New Roman"/>
-          <w:color w:val="000000"/>
-          <w:sz w:val="21"/>
-          <w:szCs w:val="21"/>
-        </w:rPr>
-        <w:t xml:space="preserve">— 抗幻觉设计：行号回源校验、MCP 守卫、LLM 复核（对应 5.4、7.5）。</w:t>
-      </w:r>
-    </w:p>
-    <w:p>
-      <w:pPr>
-        <w:spacing w:after="40" w:line="340" w:lineRule="auto"/>
-        <w:ind w:left="600" w:hanging="320"/>
-        <w:jc w:val="both"/>
-      </w:pPr>
-      <w:r>
-        <w:rPr>
-          <w:rFonts w:ascii="Times New Roman" w:eastAsia="宋体" w:hAnsi="Times New Roman"/>
-          <w:color w:val="000000"/>
-          <w:sz w:val="21"/>
-          <w:szCs w:val="21"/>
-        </w:rPr>
-        <w:t xml:space="preserve">— 开发进展：阶段划分与里程碑（对应第四、五章）。</w:t>
-      </w:r>
-    </w:p>
-    <w:p>
-      <w:pPr>
-        <w:spacing w:after="40" w:line="340" w:lineRule="auto"/>
-        <w:ind w:left="600" w:hanging="320"/>
-        <w:jc w:val="both"/>
-      </w:pPr>
-      <w:r>
-        <w:rPr>
-          <w:rFonts w:ascii="Times New Roman" w:eastAsia="宋体" w:hAnsi="Times New Roman"/>
-          <w:color w:val="000000"/>
-          <w:sz w:val="21"/>
-          <w:szCs w:val="21"/>
-        </w:rPr>
-        <w:t xml:space="preserve">— 测试结果：查准率/查全率与性能提升对比（对应第六章表 6-3、6-4）。</w:t>
-      </w:r>
-    </w:p>
-    <w:p>
-      <w:pPr>
-        <w:spacing w:after="40" w:line="340" w:lineRule="auto"/>
-        <w:ind w:left="600" w:hanging="320"/>
-        <w:jc w:val="both"/>
-      </w:pPr>
-      <w:r>
-        <w:rPr>
-          <w:rFonts w:ascii="Times New Roman" w:eastAsia="宋体" w:hAnsi="Times New Roman"/>
-          <w:color w:val="000000"/>
-          <w:sz w:val="21"/>
-          <w:szCs w:val="21"/>
-        </w:rPr>
-        <w:t xml:space="preserve">— 创新点与同类对比：优势、不足与定位（对应 2.4、5.4）。</w:t>
-      </w:r>
-    </w:p>
-    <w:p>
-      <w:pPr>
-        <w:spacing w:after="40" w:line="340" w:lineRule="auto"/>
-        <w:ind w:left="600" w:hanging="320"/>
-        <w:jc w:val="both"/>
-      </w:pPr>
-      <w:r>
-        <w:rPr>
-          <w:rFonts w:ascii="Times New Roman" w:eastAsia="宋体" w:hAnsi="Times New Roman"/>
-          <w:color w:val="000000"/>
-          <w:sz w:val="21"/>
-          <w:szCs w:val="21"/>
-        </w:rPr>
-        <w:t xml:space="preserve">— 团队分工与后续计划：分工表与优化方向（对应第八、四章）。</w:t>
-      </w:r>
-    </w:p>
-    <w:p>
-      <w:pPr>
-        <w:pStyle w:val="Heading1"/>
-        <w:pageBreakBefore/>
-        <w:spacing w:after="180" w:before="240"/>
-      </w:pPr>
-      <w:r>
-        <w:rPr>
-          <w:rFonts w:ascii="Arial" w:eastAsia="黑体" w:hAnsi="Arial"/>
-          <w:b/>
-          <w:bCs/>
-          <w:color w:val="000000"/>
-          <w:sz w:val="30"/>
-          <w:szCs w:val="30"/>
-        </w:rPr>
-        <w:t xml:space="preserve">附录 D　作品演示视频建议脚本与流程</w:t>
-      </w:r>
-    </w:p>
-    <w:p>
-      <w:pPr>
-        <w:spacing w:after="60" w:line="360" w:lineRule="auto"/>
-        <w:ind w:firstLine="420"/>
-        <w:jc w:val="both"/>
-      </w:pPr>
-      <w:r>
-        <w:rPr>
-          <w:rFonts w:ascii="Times New Roman" w:eastAsia="宋体" w:hAnsi="Times New Roman"/>
-          <w:color w:val="000000"/>
-          <w:sz w:val="21"/>
-          <w:szCs w:val="21"/>
-        </w:rPr>
-        <w:t xml:space="preserve">建议演示视频按以下流程录制，覆盖赛题任务要求的描述与比较两类产出，时长以清晰呈现为度。</w:t>
-      </w:r>
-    </w:p>
-    <w:p>
-      <w:pPr>
-        <w:spacing w:after="40" w:line="340" w:lineRule="auto"/>
-        <w:ind w:left="600" w:hanging="320"/>
-        <w:jc w:val="both"/>
-      </w:pPr>
-      <w:r>
-        <w:rPr>
-          <w:rFonts w:ascii="Times New Roman" w:eastAsia="宋体" w:hAnsi="Times New Roman"/>
-          <w:color w:val="000000"/>
-          <w:sz w:val="21"/>
-          <w:szCs w:val="21"/>
-        </w:rPr>
-        <w:t xml:space="preserve">— 运行环境介绍：操作系统、Python/Node 版本、向量库与（可选）GPU 配置。</w:t>
-      </w:r>
-    </w:p>
-    <w:p>
-      <w:pPr>
-        <w:spacing w:after="40" w:line="340" w:lineRule="auto"/>
-        <w:ind w:left="600" w:hanging="320"/>
-        <w:jc w:val="both"/>
-      </w:pPr>
-      <w:r>
-        <w:rPr>
-          <w:rFonts w:ascii="Times New Roman" w:eastAsia="宋体" w:hAnsi="Times New Roman"/>
-          <w:color w:val="000000"/>
-          <w:sz w:val="21"/>
-          <w:szCs w:val="21"/>
-        </w:rPr>
-        <w:t xml:space="preserve">— 项目启动方式：演示安装与配置，强调密钥经环境变量提供、不入库。</w:t>
-      </w:r>
-    </w:p>
-    <w:p>
-      <w:pPr>
-        <w:spacing w:after="40" w:line="340" w:lineRule="auto"/>
-        <w:ind w:left="600" w:hanging="320"/>
-        <w:jc w:val="both"/>
-      </w:pPr>
-      <w:r>
-        <w:rPr>
-          <w:rFonts w:ascii="Times New Roman" w:eastAsia="宋体" w:hAnsi="Times New Roman"/>
-          <w:color w:val="000000"/>
-          <w:sz w:val="21"/>
-          <w:szCs w:val="21"/>
-        </w:rPr>
-        <w:t xml:space="preserve">— 核心功能演示一（描述）：对一份内核仓库运行描述链路，展示分层 HTML 报告与可回源的行号引用。</w:t>
-      </w:r>
-    </w:p>
-    <w:p>
-      <w:pPr>
-        <w:spacing w:after="40" w:line="340" w:lineRule="auto"/>
-        <w:ind w:left="600" w:hanging="320"/>
-        <w:jc w:val="both"/>
-      </w:pPr>
-      <w:r>
-        <w:rPr>
-          <w:rFonts w:ascii="Times New Roman" w:eastAsia="宋体" w:hAnsi="Times New Roman"/>
-          <w:color w:val="000000"/>
-          <w:sz w:val="21"/>
-          <w:szCs w:val="21"/>
-        </w:rPr>
-        <w:t xml:space="preserve">— 核心功能演示二（比较）：建库后对新作品运行查重链路，展示嫌疑对、匹配片段与基线扣除效果。</w:t>
-      </w:r>
-    </w:p>
-    <w:p>
-      <w:pPr>
-        <w:spacing w:after="40" w:line="340" w:lineRule="auto"/>
-        <w:ind w:left="600" w:hanging="320"/>
-        <w:jc w:val="both"/>
-      </w:pPr>
-      <w:r>
-        <w:rPr>
-          <w:rFonts w:ascii="Times New Roman" w:eastAsia="宋体" w:hAnsi="Times New Roman"/>
-          <w:color w:val="000000"/>
-          <w:sz w:val="21"/>
-          <w:szCs w:val="21"/>
-        </w:rPr>
-        <w:t xml:space="preserve">— AI 检测演示：展示 AI 生成代码检测章节与待复核清单；无 GPU 环境演示其优雅跳过与说明。</w:t>
-      </w:r>
-    </w:p>
-    <w:p>
-      <w:pPr>
-        <w:spacing w:after="40" w:line="340" w:lineRule="auto"/>
-        <w:ind w:left="600" w:hanging="320"/>
-        <w:jc w:val="both"/>
-      </w:pPr>
-      <w:r>
-        <w:rPr>
-          <w:rFonts w:ascii="Times New Roman" w:eastAsia="宋体" w:hAnsi="Times New Roman"/>
-          <w:color w:val="000000"/>
-          <w:sz w:val="21"/>
-          <w:szCs w:val="21"/>
-        </w:rPr>
-        <w:t xml:space="preserve">— 测试结果说明：展示评测脚本输出的查准率/查全率与耗时（对应第六章）。</w:t>
-      </w:r>
-    </w:p>
-    <w:p>
-      <w:pPr>
-        <w:spacing w:after="40" w:line="340" w:lineRule="auto"/>
-        <w:ind w:left="600" w:hanging="320"/>
-        <w:jc w:val="both"/>
-      </w:pPr>
-      <w:r>
-        <w:rPr>
-          <w:rFonts w:ascii="Times New Roman" w:eastAsia="宋体" w:hAnsi="Times New Roman"/>
-          <w:color w:val="000000"/>
-          <w:sz w:val="21"/>
-          <w:szCs w:val="21"/>
-        </w:rPr>
-        <w:t xml:space="preserve">— 运行结果总结：归纳产出文档对评审的价值与抗幻觉特性。</w:t>
-      </w:r>
-    </w:p>
-    <w:p>
-      <w:pPr>
-        <w:pStyle w:val="Heading1"/>
-        <w:pageBreakBefore/>
-        <w:spacing w:after="180" w:before="240"/>
-      </w:pPr>
-      <w:r>
-        <w:rPr>
-          <w:rFonts w:ascii="Arial" w:eastAsia="黑体" w:hAnsi="Arial"/>
-          <w:b/>
-          <w:bCs/>
-          <w:color w:val="000000"/>
-          <w:sz w:val="30"/>
-          <w:szCs w:val="30"/>
-        </w:rPr>
-        <w:t xml:space="preserve">附录 E　待补充材料清单</w:t>
-      </w:r>
-    </w:p>
-    <w:p>
-      <w:pPr>
-        <w:spacing w:after="60" w:line="360" w:lineRule="auto"/>
-        <w:ind w:firstLine="420"/>
-        <w:jc w:val="both"/>
-      </w:pPr>
-      <w:r>
-        <w:rPr>
-          <w:rFonts w:ascii="Times New Roman" w:eastAsia="宋体" w:hAnsi="Times New Roman"/>
-          <w:color w:val="000000"/>
-          <w:sz w:val="21"/>
-          <w:szCs w:val="21"/>
-        </w:rPr>
-        <w:t xml:space="preserve">下列材料为本文撰写时尚不完整、需团队在正式提交前补齐的内容。</w:t>
-      </w:r>
-    </w:p>
-    <w:p>
-      <w:pPr>
-        <w:spacing w:after="40" w:line="340" w:lineRule="auto"/>
-        <w:ind w:left="600" w:hanging="320"/>
-        <w:jc w:val="both"/>
-      </w:pPr>
-      <w:r>
-        <w:rPr>
-          <w:rFonts w:ascii="Times New Roman" w:eastAsia="宋体" w:hAnsi="Times New Roman"/>
-          <w:color w:val="000000"/>
-          <w:sz w:val="21"/>
-          <w:szCs w:val="21"/>
-        </w:rPr>
-        <w:t xml:space="preserve">— 团队成员与各模块角色的最终对应关系确认（本文已给出建议分工）。</w:t>
-      </w:r>
-    </w:p>
-    <w:p>
-      <w:pPr>
-        <w:spacing w:after="40" w:line="340" w:lineRule="auto"/>
-        <w:ind w:left="600" w:hanging="320"/>
-        <w:jc w:val="both"/>
-      </w:pPr>
-      <w:r>
-        <w:rPr>
-          <w:rFonts w:ascii="Times New Roman" w:eastAsia="宋体" w:hAnsi="Times New Roman"/>
-          <w:color w:val="000000"/>
-          <w:sz w:val="21"/>
-          <w:szCs w:val="21"/>
-        </w:rPr>
-        <w:t xml:space="preserve">— 描述链路端到端时延与 token 成本的系统化量化测试数据。</w:t>
-      </w:r>
-    </w:p>
-    <w:p>
-      <w:pPr>
-        <w:spacing w:after="40" w:line="340" w:lineRule="auto"/>
-        <w:ind w:left="600" w:hanging="320"/>
-        <w:jc w:val="both"/>
-      </w:pPr>
-      <w:r>
-        <w:rPr>
-          <w:rFonts w:ascii="Times New Roman" w:eastAsia="宋体" w:hAnsi="Times New Roman"/>
-          <w:color w:val="000000"/>
-          <w:sz w:val="21"/>
-          <w:szCs w:val="21"/>
-        </w:rPr>
-        <w:t xml:space="preserve">— 系统化的接口测试与跨平台兼容性测试用例及结果。</w:t>
-      </w:r>
-    </w:p>
-    <w:p>
-      <w:pPr>
-        <w:spacing w:after="40" w:line="340" w:lineRule="auto"/>
-        <w:ind w:left="600" w:hanging="320"/>
-        <w:jc w:val="both"/>
-      </w:pPr>
-      <w:r>
-        <w:rPr>
-          <w:rFonts w:ascii="Times New Roman" w:eastAsia="宋体" w:hAnsi="Times New Roman"/>
-          <w:color w:val="000000"/>
-          <w:sz w:val="21"/>
-          <w:szCs w:val="21"/>
-        </w:rPr>
-        <w:t xml:space="preserve">— 历史库实际建库规模（仓库数与函数数）的确认值。</w:t>
-      </w:r>
-    </w:p>
-    <w:p>
-      <w:pPr>
-        <w:spacing w:after="40" w:line="340" w:lineRule="auto"/>
-        <w:ind w:left="600" w:hanging="320"/>
-        <w:jc w:val="both"/>
-      </w:pPr>
-      <w:r>
-        <w:rPr>
-          <w:rFonts w:ascii="Times New Roman" w:eastAsia="宋体" w:hAnsi="Times New Roman"/>
-          <w:color w:val="000000"/>
-          <w:sz w:val="21"/>
-          <w:szCs w:val="21"/>
-        </w:rPr>
-        <w:t xml:space="preserve">— 核心功能运行截图、演示视频与进展汇报 PPT 终稿。</w:t>
-      </w:r>
-    </w:p>
-    <w:p>
-      <w:pPr>
-        <w:spacing w:after="40" w:line="340" w:lineRule="auto"/>
-        <w:ind w:left="600" w:hanging="320"/>
-        <w:jc w:val="both"/>
-      </w:pPr>
-      <w:r>
-        <w:rPr>
-          <w:rFonts w:ascii="Times New Roman" w:eastAsia="宋体" w:hAnsi="Times New Roman"/>
-          <w:color w:val="000000"/>
-          <w:sz w:val="21"/>
-          <w:szCs w:val="21"/>
-        </w:rPr>
-        <w:t xml:space="preserve">— 各第三方资源对应的开源许可清单核对结果。</w:t>
-      </w:r>
-    </w:p>
-    <w:p>
-      <w:pPr>
-        <w:pStyle w:val="Heading1"/>
-        <w:pageBreakBefore/>
-        <w:spacing w:after="180" w:before="240"/>
-      </w:pPr>
-      <w:r>
-        <w:rPr>
-          <w:rFonts w:ascii="Arial" w:eastAsia="黑体" w:hAnsi="Arial"/>
-          <w:b/>
-          <w:bCs/>
-          <w:color w:val="000000"/>
-          <w:sz w:val="30"/>
-          <w:szCs w:val="30"/>
-        </w:rPr>
-        <w:t xml:space="preserve">附录 F　提交规范符合性检查表</w:t>
-      </w:r>
-    </w:p>
-    <w:p>
-      <w:pPr>
-        <w:spacing w:after="60" w:line="360" w:lineRule="auto"/>
-        <w:ind w:firstLine="420"/>
-        <w:jc w:val="both"/>
-      </w:pPr>
-      <w:r>
-        <w:rPr>
-          <w:rFonts w:ascii="Times New Roman" w:eastAsia="宋体" w:hAnsi="Times New Roman"/>
-          <w:color w:val="000000"/>
-          <w:sz w:val="21"/>
-          <w:szCs w:val="21"/>
-        </w:rPr>
-        <w:t xml:space="preserve">下表对照功能挑战赛道提交规范逐项自查，并给出对应章节，便于评审与团队复核。</w:t>
-      </w:r>
-    </w:p>
-    <w:p>
-      <w:pPr>
-        <w:spacing w:after="60" w:before="160"/>
-        <w:jc w:val="center"/>
-      </w:pPr>
-      <w:r>
-        <w:rPr>
-          <w:rFonts w:ascii="Times New Roman" w:eastAsia="宋体" w:hAnsi="Times New Roman"/>
-          <w:color w:val="000000"/>
-          <w:sz w:val="19"/>
-          <w:szCs w:val="19"/>
-        </w:rPr>
-        <w:t xml:space="preserve">表 F-1　提交规范符合性检查表</w:t>
-      </w:r>
-    </w:p>
-    <w:tbl>
-      <w:tblPr>
-        <w:tblW w:type="dxa" w:w="9346"/>
-        <w:tblBorders>
-          <w:top w:val="single" w:color="auto" w:sz="4"/>
-          <w:left w:val="single" w:color="auto" w:sz="4"/>
-          <w:bottom w:val="single" w:color="auto" w:sz="4"/>
-          <w:right w:val="single" w:color="auto" w:sz="4"/>
-          <w:insideH w:val="single" w:color="auto" w:sz="4"/>
-          <w:insideV w:val="single" w:color="auto" w:sz="4"/>
-        </w:tblBorders>
-      </w:tblPr>
-      <w:tblGrid>
-        <w:gridCol w:w="4200"/>
-        <w:gridCol w:w="1400"/>
-        <w:gridCol w:w="3746"/>
-      </w:tblGrid>
-      <w:tr>
-        <w:trPr>
-          <w:tblHeader/>
-        </w:trPr>
-        <w:tc>
-          <w:tcPr>
-            <w:tcW w:type="dxa" w:w="4200"/>
-            <w:tcBorders>
-              <w:top w:val="single" w:color="808080" w:sz="4"/>
-              <w:left w:val="single" w:color="808080" w:sz="4"/>
-              <w:bottom w:val="single" w:color="808080" w:sz="4"/>
-              <w:right w:val="single" w:color="808080" w:sz="4"/>
-            </w:tcBorders>
-            <w:shd w:fill="F2F2F2" w:color="auto" w:val="clear"/>
-            <w:tcMar>
-              <w:top w:type="dxa" w:w="50"/>
-              <w:left w:type="dxa" w:w="90"/>
-              <w:bottom w:type="dxa" w:w="50"/>
-              <w:right w:type="dxa" w:w="90"/>
-            </w:tcMar>
-            <w:vAlign w:val="center"/>
-          </w:tcPr>
-          <w:p>
-            <w:pPr>
-              <w:spacing w:after="0" w:line="240" w:lineRule="auto"/>
-              <w:jc w:val="center"/>
-            </w:pPr>
-            <w:r>
-              <w:rPr>
-                <w:rFonts w:ascii="Times New Roman" w:eastAsia="宋体" w:hAnsi="Times New Roman"/>
-                <w:b/>
-                <w:bCs/>
-                <w:color w:val="000000"/>
-                <w:sz w:val="18"/>
-                <w:szCs w:val="18"/>
-              </w:rPr>
-              <w:t xml:space="preserve">检查项</w:t>
-            </w:r>
-          </w:p>
-        </w:tc>
-        <w:tc>
-          <w:tcPr>
-            <w:tcW w:type="dxa" w:w="1400"/>
-            <w:tcBorders>
-              <w:top w:val="single" w:color="808080" w:sz="4"/>
-              <w:left w:val="single" w:color="808080" w:sz="4"/>
-              <w:bottom w:val="single" w:color="808080" w:sz="4"/>
-              <w:right w:val="single" w:color="808080" w:sz="4"/>
-            </w:tcBorders>
-            <w:shd w:fill="F2F2F2" w:color="auto" w:val="clear"/>
-            <w:tcMar>
-              <w:top w:type="dxa" w:w="50"/>
-              <w:left w:type="dxa" w:w="90"/>
-              <w:bottom w:type="dxa" w:w="50"/>
-              <w:right w:type="dxa" w:w="90"/>
-            </w:tcMar>
-            <w:vAlign w:val="center"/>
-          </w:tcPr>
-          <w:p>
-            <w:pPr>
-              <w:spacing w:after="0" w:line="240" w:lineRule="auto"/>
-              <w:jc w:val="center"/>
-            </w:pPr>
-            <w:r>
-              <w:rPr>
-                <w:rFonts w:ascii="Times New Roman" w:eastAsia="宋体" w:hAnsi="Times New Roman"/>
-                <w:b/>
-                <w:bCs/>
-                <w:color w:val="000000"/>
-                <w:sz w:val="18"/>
-                <w:szCs w:val="18"/>
-              </w:rPr>
-              <w:t xml:space="preserve">是否满足</w:t>
-            </w:r>
-          </w:p>
-        </w:tc>
-        <w:tc>
-          <w:tcPr>
-            <w:tcW w:type="dxa" w:w="3746"/>
-            <w:tcBorders>
-              <w:top w:val="single" w:color="808080" w:sz="4"/>
-              <w:left w:val="single" w:color="808080" w:sz="4"/>
-              <w:bottom w:val="single" w:color="808080" w:sz="4"/>
-              <w:right w:val="single" w:color="808080" w:sz="4"/>
-            </w:tcBorders>
-            <w:shd w:fill="F2F2F2" w:color="auto" w:val="clear"/>
-            <w:tcMar>
-              <w:top w:type="dxa" w:w="50"/>
-              <w:left w:type="dxa" w:w="90"/>
-              <w:bottom w:type="dxa" w:w="50"/>
-              <w:right w:type="dxa" w:w="90"/>
-            </w:tcMar>
-            <w:vAlign w:val="center"/>
-          </w:tcPr>
-          <w:p>
-            <w:pPr>
-              <w:spacing w:after="0" w:line="240" w:lineRule="auto"/>
-              <w:jc w:val="center"/>
-            </w:pPr>
-            <w:r>
-              <w:rPr>
-                <w:rFonts w:ascii="Times New Roman" w:eastAsia="宋体" w:hAnsi="Times New Roman"/>
-                <w:b/>
-                <w:bCs/>
-                <w:color w:val="000000"/>
-                <w:sz w:val="18"/>
-                <w:szCs w:val="18"/>
-              </w:rPr>
-              <w:t xml:space="preserve">对应章节 / 说明</w:t>
-            </w:r>
-          </w:p>
-        </w:tc>
-      </w:tr>
-      <w:tr>
-        <w:tc>
-          <w:tcPr>
-            <w:tcW w:type="dxa" w:w="4200"/>
-            <w:tcBorders>
-              <w:top w:val="single" w:color="808080" w:sz="4"/>
-              <w:left w:val="single" w:color="808080" w:sz="4"/>
-              <w:bottom w:val="single" w:color="808080" w:sz="4"/>
-              <w:right w:val="single" w:color="808080" w:sz="4"/>
-            </w:tcBorders>
-            <w:tcMar>
-              <w:top w:type="dxa" w:w="50"/>
-              <w:left w:type="dxa" w:w="90"/>
-              <w:bottom w:type="dxa" w:w="50"/>
-              <w:right w:type="dxa" w:w="90"/>
-            </w:tcMar>
-            <w:vAlign w:val="center"/>
-          </w:tcPr>
-          <w:p>
-            <w:pPr>
-              <w:spacing w:after="0" w:line="240" w:lineRule="auto"/>
-              <w:jc w:val="left"/>
-            </w:pPr>
-            <w:r>
-              <w:rPr>
-                <w:rFonts w:ascii="Times New Roman" w:eastAsia="宋体" w:hAnsi="Times New Roman"/>
-                <w:b w:val="false"/>
-                <w:bCs w:val="false"/>
-                <w:color w:val="000000"/>
-                <w:sz w:val="18"/>
-                <w:szCs w:val="18"/>
-              </w:rPr>
-              <w:t xml:space="preserve">是否包含完整设计方案</w:t>
-            </w:r>
-          </w:p>
-        </w:tc>
-        <w:tc>
-          <w:tcPr>
-            <w:tcW w:type="dxa" w:w="1400"/>
-            <w:tcBorders>
-              <w:top w:val="single" w:color="808080" w:sz="4"/>
-              <w:left w:val="single" w:color="808080" w:sz="4"/>
-              <w:bottom w:val="single" w:color="808080" w:sz="4"/>
-              <w:right w:val="single" w:color="808080" w:sz="4"/>
-            </w:tcBorders>
-            <w:tcMar>
-              <w:top w:type="dxa" w:w="50"/>
-              <w:left w:type="dxa" w:w="90"/>
-              <w:bottom w:type="dxa" w:w="50"/>
-              <w:right w:type="dxa" w:w="90"/>
-            </w:tcMar>
-            <w:vAlign w:val="center"/>
-          </w:tcPr>
-          <w:p>
-            <w:pPr>
-              <w:spacing w:after="0" w:line="240" w:lineRule="auto"/>
-              <w:jc w:val="center"/>
-            </w:pPr>
-            <w:r>
-              <w:rPr>
-                <w:rFonts w:ascii="Times New Roman" w:eastAsia="宋体" w:hAnsi="Times New Roman"/>
-                <w:b w:val="false"/>
-                <w:bCs w:val="false"/>
-                <w:color w:val="000000"/>
-                <w:sz w:val="18"/>
-                <w:szCs w:val="18"/>
-              </w:rPr>
-              <w:t xml:space="preserve">是</w:t>
-            </w:r>
-          </w:p>
-        </w:tc>
-        <w:tc>
-          <w:tcPr>
-            <w:tcW w:type="dxa" w:w="3746"/>
-            <w:tcBorders>
-              <w:top w:val="single" w:color="808080" w:sz="4"/>
-              <w:left w:val="single" w:color="808080" w:sz="4"/>
-              <w:bottom w:val="single" w:color="808080" w:sz="4"/>
-              <w:right w:val="single" w:color="808080" w:sz="4"/>
-            </w:tcBorders>
-            <w:tcMar>
-              <w:top w:type="dxa" w:w="50"/>
-              <w:left w:type="dxa" w:w="90"/>
-              <w:bottom w:type="dxa" w:w="50"/>
-              <w:right w:type="dxa" w:w="90"/>
-            </w:tcMar>
-            <w:vAlign w:val="center"/>
-          </w:tcPr>
-          <w:p>
-            <w:pPr>
-              <w:spacing w:after="0" w:line="240" w:lineRule="auto"/>
-              <w:jc w:val="left"/>
-            </w:pPr>
-            <w:r>
-              <w:rPr>
-                <w:rFonts w:ascii="Times New Roman" w:eastAsia="宋体" w:hAnsi="Times New Roman"/>
-                <w:b w:val="false"/>
-                <w:bCs w:val="false"/>
-                <w:color w:val="000000"/>
-                <w:sz w:val="18"/>
-                <w:szCs w:val="18"/>
-              </w:rPr>
-              <w:t xml:space="preserve">第三章 系统框架设计</w:t>
-            </w:r>
-          </w:p>
-        </w:tc>
-      </w:tr>
-      <w:tr>
-        <w:tc>
-          <w:tcPr>
-            <w:tcW w:type="dxa" w:w="4200"/>
-            <w:tcBorders>
-              <w:top w:val="single" w:color="808080" w:sz="4"/>
-              <w:left w:val="single" w:color="808080" w:sz="4"/>
-              <w:bottom w:val="single" w:color="808080" w:sz="4"/>
-              <w:right w:val="single" w:color="808080" w:sz="4"/>
-            </w:tcBorders>
-            <w:tcMar>
-              <w:top w:type="dxa" w:w="50"/>
-              <w:left w:type="dxa" w:w="90"/>
-              <w:bottom w:type="dxa" w:w="50"/>
-              <w:right w:type="dxa" w:w="90"/>
-            </w:tcMar>
-            <w:vAlign w:val="center"/>
-          </w:tcPr>
-          <w:p>
-            <w:pPr>
-              <w:spacing w:after="0" w:line="240" w:lineRule="auto"/>
-              <w:jc w:val="left"/>
-            </w:pPr>
-            <w:r>
-              <w:rPr>
-                <w:rFonts w:ascii="Times New Roman" w:eastAsia="宋体" w:hAnsi="Times New Roman"/>
-                <w:b w:val="false"/>
-                <w:bCs w:val="false"/>
-                <w:color w:val="000000"/>
-                <w:sz w:val="18"/>
-                <w:szCs w:val="18"/>
-              </w:rPr>
-              <w:t xml:space="preserve">是否结合项目源代码</w:t>
-            </w:r>
-          </w:p>
-        </w:tc>
-        <w:tc>
-          <w:tcPr>
-            <w:tcW w:type="dxa" w:w="1400"/>
-            <w:tcBorders>
-              <w:top w:val="single" w:color="808080" w:sz="4"/>
-              <w:left w:val="single" w:color="808080" w:sz="4"/>
-              <w:bottom w:val="single" w:color="808080" w:sz="4"/>
-              <w:right w:val="single" w:color="808080" w:sz="4"/>
-            </w:tcBorders>
-            <w:tcMar>
-              <w:top w:type="dxa" w:w="50"/>
-              <w:left w:type="dxa" w:w="90"/>
-              <w:bottom w:type="dxa" w:w="50"/>
-              <w:right w:type="dxa" w:w="90"/>
-            </w:tcMar>
-            <w:vAlign w:val="center"/>
-          </w:tcPr>
-          <w:p>
-            <w:pPr>
-              <w:spacing w:after="0" w:line="240" w:lineRule="auto"/>
-              <w:jc w:val="center"/>
-            </w:pPr>
-            <w:r>
-              <w:rPr>
-                <w:rFonts w:ascii="Times New Roman" w:eastAsia="宋体" w:hAnsi="Times New Roman"/>
-                <w:b w:val="false"/>
-                <w:bCs w:val="false"/>
-                <w:color w:val="000000"/>
-                <w:sz w:val="18"/>
-                <w:szCs w:val="18"/>
-              </w:rPr>
-              <w:t xml:space="preserve">是</w:t>
-            </w:r>
-          </w:p>
-        </w:tc>
-        <w:tc>
-          <w:tcPr>
-            <w:tcW w:type="dxa" w:w="3746"/>
-            <w:tcBorders>
-              <w:top w:val="single" w:color="808080" w:sz="4"/>
-              <w:left w:val="single" w:color="808080" w:sz="4"/>
-              <w:bottom w:val="single" w:color="808080" w:sz="4"/>
-              <w:right w:val="single" w:color="808080" w:sz="4"/>
-            </w:tcBorders>
-            <w:tcMar>
-              <w:top w:type="dxa" w:w="50"/>
-              <w:left w:type="dxa" w:w="90"/>
-              <w:bottom w:type="dxa" w:w="50"/>
-              <w:right w:type="dxa" w:w="90"/>
-            </w:tcMar>
-            <w:vAlign w:val="center"/>
-          </w:tcPr>
-          <w:p>
-            <w:pPr>
-              <w:spacing w:after="0" w:line="240" w:lineRule="auto"/>
-              <w:jc w:val="left"/>
-            </w:pPr>
-            <w:r>
-              <w:rPr>
-                <w:rFonts w:ascii="Times New Roman" w:eastAsia="宋体" w:hAnsi="Times New Roman"/>
-                <w:b w:val="false"/>
-                <w:bCs w:val="false"/>
-                <w:color w:val="000000"/>
-                <w:sz w:val="18"/>
-                <w:szCs w:val="18"/>
-              </w:rPr>
-              <w:t xml:space="preserve">全文，集中见第三、九章</w:t>
-            </w:r>
-          </w:p>
-        </w:tc>
-      </w:tr>
-      <w:tr>
-        <w:tc>
-          <w:tcPr>
-            <w:tcW w:type="dxa" w:w="4200"/>
-            <w:tcBorders>
-              <w:top w:val="single" w:color="808080" w:sz="4"/>
-              <w:left w:val="single" w:color="808080" w:sz="4"/>
-              <w:bottom w:val="single" w:color="808080" w:sz="4"/>
-              <w:right w:val="single" w:color="808080" w:sz="4"/>
-            </w:tcBorders>
-            <w:tcMar>
-              <w:top w:type="dxa" w:w="50"/>
-              <w:left w:type="dxa" w:w="90"/>
-              <w:bottom w:type="dxa" w:w="50"/>
-              <w:right w:type="dxa" w:w="90"/>
-            </w:tcMar>
-            <w:vAlign w:val="center"/>
-          </w:tcPr>
-          <w:p>
-            <w:pPr>
-              <w:spacing w:after="0" w:line="240" w:lineRule="auto"/>
-              <w:jc w:val="left"/>
-            </w:pPr>
-            <w:r>
-              <w:rPr>
-                <w:rFonts w:ascii="Times New Roman" w:eastAsia="宋体" w:hAnsi="Times New Roman"/>
-                <w:b w:val="false"/>
-                <w:bCs w:val="false"/>
-                <w:color w:val="000000"/>
-                <w:sz w:val="18"/>
-                <w:szCs w:val="18"/>
-              </w:rPr>
-              <w:t xml:space="preserve">是否说明运行环境</w:t>
-            </w:r>
-          </w:p>
-        </w:tc>
-        <w:tc>
-          <w:tcPr>
-            <w:tcW w:type="dxa" w:w="1400"/>
-            <w:tcBorders>
-              <w:top w:val="single" w:color="808080" w:sz="4"/>
-              <w:left w:val="single" w:color="808080" w:sz="4"/>
-              <w:bottom w:val="single" w:color="808080" w:sz="4"/>
-              <w:right w:val="single" w:color="808080" w:sz="4"/>
-            </w:tcBorders>
-            <w:tcMar>
-              <w:top w:type="dxa" w:w="50"/>
-              <w:left w:type="dxa" w:w="90"/>
-              <w:bottom w:type="dxa" w:w="50"/>
-              <w:right w:type="dxa" w:w="90"/>
-            </w:tcMar>
-            <w:vAlign w:val="center"/>
-          </w:tcPr>
-          <w:p>
-            <w:pPr>
-              <w:spacing w:after="0" w:line="240" w:lineRule="auto"/>
-              <w:jc w:val="center"/>
-            </w:pPr>
-            <w:r>
-              <w:rPr>
-                <w:rFonts w:ascii="Times New Roman" w:eastAsia="宋体" w:hAnsi="Times New Roman"/>
-                <w:b w:val="false"/>
-                <w:bCs w:val="false"/>
-                <w:color w:val="000000"/>
-                <w:sz w:val="18"/>
-                <w:szCs w:val="18"/>
-              </w:rPr>
-              <w:t xml:space="preserve">是</w:t>
-            </w:r>
-          </w:p>
-        </w:tc>
-        <w:tc>
-          <w:tcPr>
-            <w:tcW w:type="dxa" w:w="3746"/>
-            <w:tcBorders>
-              <w:top w:val="single" w:color="808080" w:sz="4"/>
-              <w:left w:val="single" w:color="808080" w:sz="4"/>
-              <w:bottom w:val="single" w:color="808080" w:sz="4"/>
-              <w:right w:val="single" w:color="808080" w:sz="4"/>
-            </w:tcBorders>
-            <w:tcMar>
-              <w:top w:type="dxa" w:w="50"/>
-              <w:left w:type="dxa" w:w="90"/>
-              <w:bottom w:type="dxa" w:w="50"/>
-              <w:right w:type="dxa" w:w="90"/>
-            </w:tcMar>
-            <w:vAlign w:val="center"/>
-          </w:tcPr>
-          <w:p>
-            <w:pPr>
-              <w:spacing w:after="0" w:line="240" w:lineRule="auto"/>
-              <w:jc w:val="left"/>
-            </w:pPr>
-            <w:r>
-              <w:rPr>
-                <w:rFonts w:ascii="Times New Roman" w:eastAsia="宋体" w:hAnsi="Times New Roman"/>
-                <w:b w:val="false"/>
-                <w:bCs w:val="false"/>
-                <w:color w:val="000000"/>
-                <w:sz w:val="18"/>
-                <w:szCs w:val="18"/>
-              </w:rPr>
-              <w:t xml:space="preserve">3.2、6.1、附录 B</w:t>
-            </w:r>
-          </w:p>
-        </w:tc>
-      </w:tr>
-      <w:tr>
-        <w:tc>
-          <w:tcPr>
-            <w:tcW w:type="dxa" w:w="4200"/>
-            <w:tcBorders>
-              <w:top w:val="single" w:color="808080" w:sz="4"/>
-              <w:left w:val="single" w:color="808080" w:sz="4"/>
-              <w:bottom w:val="single" w:color="808080" w:sz="4"/>
-              <w:right w:val="single" w:color="808080" w:sz="4"/>
-            </w:tcBorders>
-            <w:tcMar>
-              <w:top w:type="dxa" w:w="50"/>
-              <w:left w:type="dxa" w:w="90"/>
-              <w:bottom w:type="dxa" w:w="50"/>
-              <w:right w:type="dxa" w:w="90"/>
-            </w:tcMar>
-            <w:vAlign w:val="center"/>
-          </w:tcPr>
-          <w:p>
-            <w:pPr>
-              <w:spacing w:after="0" w:line="240" w:lineRule="auto"/>
-              <w:jc w:val="left"/>
-            </w:pPr>
-            <w:r>
-              <w:rPr>
-                <w:rFonts w:ascii="Times New Roman" w:eastAsia="宋体" w:hAnsi="Times New Roman"/>
-                <w:b w:val="false"/>
-                <w:bCs w:val="false"/>
-                <w:color w:val="000000"/>
-                <w:sz w:val="18"/>
-                <w:szCs w:val="18"/>
-              </w:rPr>
-              <w:t xml:space="preserve">是否说明功能测试</w:t>
-            </w:r>
-          </w:p>
-        </w:tc>
-        <w:tc>
-          <w:tcPr>
-            <w:tcW w:type="dxa" w:w="1400"/>
-            <w:tcBorders>
-              <w:top w:val="single" w:color="808080" w:sz="4"/>
-              <w:left w:val="single" w:color="808080" w:sz="4"/>
-              <w:bottom w:val="single" w:color="808080" w:sz="4"/>
-              <w:right w:val="single" w:color="808080" w:sz="4"/>
-            </w:tcBorders>
-            <w:tcMar>
-              <w:top w:type="dxa" w:w="50"/>
-              <w:left w:type="dxa" w:w="90"/>
-              <w:bottom w:type="dxa" w:w="50"/>
-              <w:right w:type="dxa" w:w="90"/>
-            </w:tcMar>
-            <w:vAlign w:val="center"/>
-          </w:tcPr>
-          <w:p>
-            <w:pPr>
-              <w:spacing w:after="0" w:line="240" w:lineRule="auto"/>
-              <w:jc w:val="center"/>
-            </w:pPr>
-            <w:r>
-              <w:rPr>
-                <w:rFonts w:ascii="Times New Roman" w:eastAsia="宋体" w:hAnsi="Times New Roman"/>
-                <w:b w:val="false"/>
-                <w:bCs w:val="false"/>
-                <w:color w:val="000000"/>
-                <w:sz w:val="18"/>
-                <w:szCs w:val="18"/>
-              </w:rPr>
-              <w:t xml:space="preserve">是</w:t>
-            </w:r>
-          </w:p>
-        </w:tc>
-        <w:tc>
-          <w:tcPr>
-            <w:tcW w:type="dxa" w:w="3746"/>
-            <w:tcBorders>
-              <w:top w:val="single" w:color="808080" w:sz="4"/>
-              <w:left w:val="single" w:color="808080" w:sz="4"/>
-              <w:bottom w:val="single" w:color="808080" w:sz="4"/>
-              <w:right w:val="single" w:color="808080" w:sz="4"/>
-            </w:tcBorders>
-            <w:tcMar>
-              <w:top w:type="dxa" w:w="50"/>
-              <w:left w:type="dxa" w:w="90"/>
-              <w:bottom w:type="dxa" w:w="50"/>
-              <w:right w:type="dxa" w:w="90"/>
-            </w:tcMar>
-            <w:vAlign w:val="center"/>
-          </w:tcPr>
-          <w:p>
-            <w:pPr>
-              <w:spacing w:after="0" w:line="240" w:lineRule="auto"/>
-              <w:jc w:val="left"/>
-            </w:pPr>
-            <w:r>
-              <w:rPr>
-                <w:rFonts w:ascii="Times New Roman" w:eastAsia="宋体" w:hAnsi="Times New Roman"/>
-                <w:b w:val="false"/>
-                <w:bCs w:val="false"/>
-                <w:color w:val="000000"/>
-                <w:sz w:val="18"/>
-                <w:szCs w:val="18"/>
-              </w:rPr>
-              <w:t xml:space="preserve">6.2、6.6</w:t>
-            </w:r>
-          </w:p>
-        </w:tc>
-      </w:tr>
-      <w:tr>
-        <w:tc>
-          <w:tcPr>
-            <w:tcW w:type="dxa" w:w="4200"/>
-            <w:tcBorders>
-              <w:top w:val="single" w:color="808080" w:sz="4"/>
-              <w:left w:val="single" w:color="808080" w:sz="4"/>
-              <w:bottom w:val="single" w:color="808080" w:sz="4"/>
-              <w:right w:val="single" w:color="808080" w:sz="4"/>
-            </w:tcBorders>
-            <w:tcMar>
-              <w:top w:type="dxa" w:w="50"/>
-              <w:left w:type="dxa" w:w="90"/>
-              <w:bottom w:type="dxa" w:w="50"/>
-              <w:right w:type="dxa" w:w="90"/>
-            </w:tcMar>
-            <w:vAlign w:val="center"/>
-          </w:tcPr>
-          <w:p>
-            <w:pPr>
-              <w:spacing w:after="0" w:line="240" w:lineRule="auto"/>
-              <w:jc w:val="left"/>
-            </w:pPr>
-            <w:r>
-              <w:rPr>
-                <w:rFonts w:ascii="Times New Roman" w:eastAsia="宋体" w:hAnsi="Times New Roman"/>
-                <w:b w:val="false"/>
-                <w:bCs w:val="false"/>
-                <w:color w:val="000000"/>
-                <w:sz w:val="18"/>
-                <w:szCs w:val="18"/>
-              </w:rPr>
-              <w:t xml:space="preserve">是否说明性能分析</w:t>
-            </w:r>
-          </w:p>
-        </w:tc>
-        <w:tc>
-          <w:tcPr>
-            <w:tcW w:type="dxa" w:w="1400"/>
-            <w:tcBorders>
-              <w:top w:val="single" w:color="808080" w:sz="4"/>
-              <w:left w:val="single" w:color="808080" w:sz="4"/>
-              <w:bottom w:val="single" w:color="808080" w:sz="4"/>
-              <w:right w:val="single" w:color="808080" w:sz="4"/>
-            </w:tcBorders>
-            <w:tcMar>
-              <w:top w:type="dxa" w:w="50"/>
-              <w:left w:type="dxa" w:w="90"/>
-              <w:bottom w:type="dxa" w:w="50"/>
-              <w:right w:type="dxa" w:w="90"/>
-            </w:tcMar>
-            <w:vAlign w:val="center"/>
-          </w:tcPr>
-          <w:p>
-            <w:pPr>
-              <w:spacing w:after="0" w:line="240" w:lineRule="auto"/>
-              <w:jc w:val="center"/>
-            </w:pPr>
-            <w:r>
-              <w:rPr>
-                <w:rFonts w:ascii="Times New Roman" w:eastAsia="宋体" w:hAnsi="Times New Roman"/>
-                <w:b w:val="false"/>
-                <w:bCs w:val="false"/>
-                <w:color w:val="000000"/>
-                <w:sz w:val="18"/>
-                <w:szCs w:val="18"/>
-              </w:rPr>
-              <w:t xml:space="preserve">是</w:t>
-            </w:r>
-          </w:p>
-        </w:tc>
-        <w:tc>
-          <w:tcPr>
-            <w:tcW w:type="dxa" w:w="3746"/>
-            <w:tcBorders>
-              <w:top w:val="single" w:color="808080" w:sz="4"/>
-              <w:left w:val="single" w:color="808080" w:sz="4"/>
-              <w:bottom w:val="single" w:color="808080" w:sz="4"/>
-              <w:right w:val="single" w:color="808080" w:sz="4"/>
-            </w:tcBorders>
-            <w:tcMar>
-              <w:top w:type="dxa" w:w="50"/>
-              <w:left w:type="dxa" w:w="90"/>
-              <w:bottom w:type="dxa" w:w="50"/>
-              <w:right w:type="dxa" w:w="90"/>
-            </w:tcMar>
-            <w:vAlign w:val="center"/>
-          </w:tcPr>
-          <w:p>
-            <w:pPr>
-              <w:spacing w:after="0" w:line="240" w:lineRule="auto"/>
-              <w:jc w:val="left"/>
-            </w:pPr>
-            <w:r>
-              <w:rPr>
-                <w:rFonts w:ascii="Times New Roman" w:eastAsia="宋体" w:hAnsi="Times New Roman"/>
-                <w:b w:val="false"/>
-                <w:bCs w:val="false"/>
-                <w:color w:val="000000"/>
-                <w:sz w:val="18"/>
-                <w:szCs w:val="18"/>
-              </w:rPr>
-              <w:t xml:space="preserve">6.4、6.8</w:t>
-            </w:r>
-          </w:p>
-        </w:tc>
-      </w:tr>
-      <w:tr>
-        <w:tc>
-          <w:tcPr>
-            <w:tcW w:type="dxa" w:w="4200"/>
-            <w:tcBorders>
-              <w:top w:val="single" w:color="808080" w:sz="4"/>
-              <w:left w:val="single" w:color="808080" w:sz="4"/>
-              <w:bottom w:val="single" w:color="808080" w:sz="4"/>
-              <w:right w:val="single" w:color="808080" w:sz="4"/>
-            </w:tcBorders>
-            <w:tcMar>
-              <w:top w:type="dxa" w:w="50"/>
-              <w:left w:type="dxa" w:w="90"/>
-              <w:bottom w:type="dxa" w:w="50"/>
-              <w:right w:type="dxa" w:w="90"/>
-            </w:tcMar>
-            <w:vAlign w:val="center"/>
-          </w:tcPr>
-          <w:p>
-            <w:pPr>
-              <w:spacing w:after="0" w:line="240" w:lineRule="auto"/>
-              <w:jc w:val="left"/>
-            </w:pPr>
-            <w:r>
-              <w:rPr>
-                <w:rFonts w:ascii="Times New Roman" w:eastAsia="宋体" w:hAnsi="Times New Roman"/>
-                <w:b w:val="false"/>
-                <w:bCs w:val="false"/>
-                <w:color w:val="000000"/>
-                <w:sz w:val="18"/>
-                <w:szCs w:val="18"/>
-              </w:rPr>
-              <w:t xml:space="preserve">是否说明创新性分析</w:t>
-            </w:r>
-          </w:p>
-        </w:tc>
-        <w:tc>
-          <w:tcPr>
-            <w:tcW w:type="dxa" w:w="1400"/>
-            <w:tcBorders>
-              <w:top w:val="single" w:color="808080" w:sz="4"/>
-              <w:left w:val="single" w:color="808080" w:sz="4"/>
-              <w:bottom w:val="single" w:color="808080" w:sz="4"/>
-              <w:right w:val="single" w:color="808080" w:sz="4"/>
-            </w:tcBorders>
-            <w:tcMar>
-              <w:top w:type="dxa" w:w="50"/>
-              <w:left w:type="dxa" w:w="90"/>
-              <w:bottom w:type="dxa" w:w="50"/>
-              <w:right w:type="dxa" w:w="90"/>
-            </w:tcMar>
-            <w:vAlign w:val="center"/>
-          </w:tcPr>
-          <w:p>
-            <w:pPr>
-              <w:spacing w:after="0" w:line="240" w:lineRule="auto"/>
-              <w:jc w:val="center"/>
-            </w:pPr>
-            <w:r>
-              <w:rPr>
-                <w:rFonts w:ascii="Times New Roman" w:eastAsia="宋体" w:hAnsi="Times New Roman"/>
-                <w:b w:val="false"/>
-                <w:bCs w:val="false"/>
-                <w:color w:val="000000"/>
-                <w:sz w:val="18"/>
-                <w:szCs w:val="18"/>
-              </w:rPr>
-              <w:t xml:space="preserve">是</w:t>
-            </w:r>
-          </w:p>
-        </w:tc>
-        <w:tc>
-          <w:tcPr>
-            <w:tcW w:type="dxa" w:w="3746"/>
-            <w:tcBorders>
-              <w:top w:val="single" w:color="808080" w:sz="4"/>
-              <w:left w:val="single" w:color="808080" w:sz="4"/>
-              <w:bottom w:val="single" w:color="808080" w:sz="4"/>
-              <w:right w:val="single" w:color="808080" w:sz="4"/>
-            </w:tcBorders>
-            <w:tcMar>
-              <w:top w:type="dxa" w:w="50"/>
-              <w:left w:type="dxa" w:w="90"/>
-              <w:bottom w:type="dxa" w:w="50"/>
-              <w:right w:type="dxa" w:w="90"/>
-            </w:tcMar>
-            <w:vAlign w:val="center"/>
-          </w:tcPr>
-          <w:p>
-            <w:pPr>
-              <w:spacing w:after="0" w:line="240" w:lineRule="auto"/>
-              <w:jc w:val="left"/>
-            </w:pPr>
-            <w:r>
-              <w:rPr>
-                <w:rFonts w:ascii="Times New Roman" w:eastAsia="宋体" w:hAnsi="Times New Roman"/>
-                <w:b w:val="false"/>
-                <w:bCs w:val="false"/>
-                <w:color w:val="000000"/>
-                <w:sz w:val="18"/>
-                <w:szCs w:val="18"/>
-              </w:rPr>
-              <w:t xml:space="preserve">2.5、5.4</w:t>
-            </w:r>
-          </w:p>
-        </w:tc>
-      </w:tr>
-      <w:tr>
-        <w:tc>
-          <w:tcPr>
-            <w:tcW w:type="dxa" w:w="4200"/>
-            <w:tcBorders>
-              <w:top w:val="single" w:color="808080" w:sz="4"/>
-              <w:left w:val="single" w:color="808080" w:sz="4"/>
-              <w:bottom w:val="single" w:color="808080" w:sz="4"/>
-              <w:right w:val="single" w:color="808080" w:sz="4"/>
-            </w:tcBorders>
-            <w:tcMar>
-              <w:top w:type="dxa" w:w="50"/>
-              <w:left w:type="dxa" w:w="90"/>
-              <w:bottom w:type="dxa" w:w="50"/>
-              <w:right w:type="dxa" w:w="90"/>
-            </w:tcMar>
-            <w:vAlign w:val="center"/>
-          </w:tcPr>
-          <w:p>
-            <w:pPr>
-              <w:spacing w:after="0" w:line="240" w:lineRule="auto"/>
-              <w:jc w:val="left"/>
-            </w:pPr>
-            <w:r>
-              <w:rPr>
-                <w:rFonts w:ascii="Times New Roman" w:eastAsia="宋体" w:hAnsi="Times New Roman"/>
-                <w:b w:val="false"/>
-                <w:bCs w:val="false"/>
-                <w:color w:val="000000"/>
-                <w:sz w:val="18"/>
-                <w:szCs w:val="18"/>
-              </w:rPr>
-              <w:t xml:space="preserve">是否包含同类项目对比</w:t>
-            </w:r>
-          </w:p>
-        </w:tc>
-        <w:tc>
-          <w:tcPr>
-            <w:tcW w:type="dxa" w:w="1400"/>
-            <w:tcBorders>
-              <w:top w:val="single" w:color="808080" w:sz="4"/>
-              <w:left w:val="single" w:color="808080" w:sz="4"/>
-              <w:bottom w:val="single" w:color="808080" w:sz="4"/>
-              <w:right w:val="single" w:color="808080" w:sz="4"/>
-            </w:tcBorders>
-            <w:tcMar>
-              <w:top w:type="dxa" w:w="50"/>
-              <w:left w:type="dxa" w:w="90"/>
-              <w:bottom w:type="dxa" w:w="50"/>
-              <w:right w:type="dxa" w:w="90"/>
-            </w:tcMar>
-            <w:vAlign w:val="center"/>
-          </w:tcPr>
-          <w:p>
-            <w:pPr>
-              <w:spacing w:after="0" w:line="240" w:lineRule="auto"/>
-              <w:jc w:val="center"/>
-            </w:pPr>
-            <w:r>
-              <w:rPr>
-                <w:rFonts w:ascii="Times New Roman" w:eastAsia="宋体" w:hAnsi="Times New Roman"/>
-                <w:b w:val="false"/>
-                <w:bCs w:val="false"/>
-                <w:color w:val="000000"/>
-                <w:sz w:val="18"/>
-                <w:szCs w:val="18"/>
-              </w:rPr>
-              <w:t xml:space="preserve">是</w:t>
-            </w:r>
-          </w:p>
-        </w:tc>
-        <w:tc>
-          <w:tcPr>
-            <w:tcW w:type="dxa" w:w="3746"/>
-            <w:tcBorders>
-              <w:top w:val="single" w:color="808080" w:sz="4"/>
-              <w:left w:val="single" w:color="808080" w:sz="4"/>
-              <w:bottom w:val="single" w:color="808080" w:sz="4"/>
-              <w:right w:val="single" w:color="808080" w:sz="4"/>
-            </w:tcBorders>
-            <w:tcMar>
-              <w:top w:type="dxa" w:w="50"/>
-              <w:left w:type="dxa" w:w="90"/>
-              <w:bottom w:type="dxa" w:w="50"/>
-              <w:right w:type="dxa" w:w="90"/>
-            </w:tcMar>
-            <w:vAlign w:val="center"/>
-          </w:tcPr>
-          <w:p>
-            <w:pPr>
-              <w:spacing w:after="0" w:line="240" w:lineRule="auto"/>
-              <w:jc w:val="left"/>
-            </w:pPr>
-            <w:r>
-              <w:rPr>
-                <w:rFonts w:ascii="Times New Roman" w:eastAsia="宋体" w:hAnsi="Times New Roman"/>
-                <w:b w:val="false"/>
-                <w:bCs w:val="false"/>
-                <w:color w:val="000000"/>
-                <w:sz w:val="18"/>
-                <w:szCs w:val="18"/>
-              </w:rPr>
-              <w:t xml:space="preserve">2.4 表 2-1</w:t>
-            </w:r>
-          </w:p>
-        </w:tc>
-      </w:tr>
-      <w:tr>
-        <w:tc>
-          <w:tcPr>
-            <w:tcW w:type="dxa" w:w="4200"/>
-            <w:tcBorders>
-              <w:top w:val="single" w:color="808080" w:sz="4"/>
-              <w:left w:val="single" w:color="808080" w:sz="4"/>
-              <w:bottom w:val="single" w:color="808080" w:sz="4"/>
-              <w:right w:val="single" w:color="808080" w:sz="4"/>
-            </w:tcBorders>
-            <w:tcMar>
-              <w:top w:type="dxa" w:w="50"/>
-              <w:left w:type="dxa" w:w="90"/>
-              <w:bottom w:type="dxa" w:w="50"/>
-              <w:right w:type="dxa" w:w="90"/>
-            </w:tcMar>
-            <w:vAlign w:val="center"/>
-          </w:tcPr>
-          <w:p>
-            <w:pPr>
-              <w:spacing w:after="0" w:line="240" w:lineRule="auto"/>
-              <w:jc w:val="left"/>
-            </w:pPr>
-            <w:r>
-              <w:rPr>
-                <w:rFonts w:ascii="Times New Roman" w:eastAsia="宋体" w:hAnsi="Times New Roman"/>
-                <w:b w:val="false"/>
-                <w:bCs w:val="false"/>
-                <w:color w:val="000000"/>
-                <w:sz w:val="18"/>
-                <w:szCs w:val="18"/>
-              </w:rPr>
-              <w:t xml:space="preserve">是否说明团队分工</w:t>
-            </w:r>
-          </w:p>
-        </w:tc>
-        <w:tc>
-          <w:tcPr>
-            <w:tcW w:type="dxa" w:w="1400"/>
-            <w:tcBorders>
-              <w:top w:val="single" w:color="808080" w:sz="4"/>
-              <w:left w:val="single" w:color="808080" w:sz="4"/>
-              <w:bottom w:val="single" w:color="808080" w:sz="4"/>
-              <w:right w:val="single" w:color="808080" w:sz="4"/>
-            </w:tcBorders>
-            <w:tcMar>
-              <w:top w:type="dxa" w:w="50"/>
-              <w:left w:type="dxa" w:w="90"/>
-              <w:bottom w:type="dxa" w:w="50"/>
-              <w:right w:type="dxa" w:w="90"/>
-            </w:tcMar>
-            <w:vAlign w:val="center"/>
-          </w:tcPr>
-          <w:p>
-            <w:pPr>
-              <w:spacing w:after="0" w:line="240" w:lineRule="auto"/>
-              <w:jc w:val="center"/>
-            </w:pPr>
-            <w:r>
-              <w:rPr>
-                <w:rFonts w:ascii="Times New Roman" w:eastAsia="宋体" w:hAnsi="Times New Roman"/>
-                <w:b w:val="false"/>
-                <w:bCs w:val="false"/>
-                <w:color w:val="000000"/>
-                <w:sz w:val="18"/>
-                <w:szCs w:val="18"/>
-              </w:rPr>
-              <w:t xml:space="preserve">是</w:t>
-            </w:r>
-          </w:p>
-        </w:tc>
-        <w:tc>
-          <w:tcPr>
-            <w:tcW w:type="dxa" w:w="3746"/>
-            <w:tcBorders>
-              <w:top w:val="single" w:color="808080" w:sz="4"/>
-              <w:left w:val="single" w:color="808080" w:sz="4"/>
-              <w:bottom w:val="single" w:color="808080" w:sz="4"/>
-              <w:right w:val="single" w:color="808080" w:sz="4"/>
-            </w:tcBorders>
-            <w:tcMar>
-              <w:top w:type="dxa" w:w="50"/>
-              <w:left w:type="dxa" w:w="90"/>
-              <w:bottom w:type="dxa" w:w="50"/>
-              <w:right w:type="dxa" w:w="90"/>
-            </w:tcMar>
-            <w:vAlign w:val="center"/>
-          </w:tcPr>
-          <w:p>
-            <w:pPr>
-              <w:spacing w:after="0" w:line="240" w:lineRule="auto"/>
-              <w:jc w:val="left"/>
-            </w:pPr>
-            <w:r>
-              <w:rPr>
-                <w:rFonts w:ascii="Times New Roman" w:eastAsia="宋体" w:hAnsi="Times New Roman"/>
-                <w:b w:val="false"/>
-                <w:bCs w:val="false"/>
-                <w:color w:val="000000"/>
-                <w:sz w:val="18"/>
-                <w:szCs w:val="18"/>
-              </w:rPr>
-              <w:t xml:space="preserve">第八章 表 8-1</w:t>
-            </w:r>
-          </w:p>
-        </w:tc>
-      </w:tr>
-      <w:tr>
-        <w:tc>
-          <w:tcPr>
-            <w:tcW w:type="dxa" w:w="4200"/>
-            <w:tcBorders>
-              <w:top w:val="single" w:color="808080" w:sz="4"/>
-              <w:left w:val="single" w:color="808080" w:sz="4"/>
-              <w:bottom w:val="single" w:color="808080" w:sz="4"/>
-              <w:right w:val="single" w:color="808080" w:sz="4"/>
-            </w:tcBorders>
-            <w:tcMar>
-              <w:top w:type="dxa" w:w="50"/>
-              <w:left w:type="dxa" w:w="90"/>
-              <w:bottom w:type="dxa" w:w="50"/>
-              <w:right w:type="dxa" w:w="90"/>
-            </w:tcMar>
-            <w:vAlign w:val="center"/>
-          </w:tcPr>
-          <w:p>
-            <w:pPr>
-              <w:spacing w:after="0" w:line="240" w:lineRule="auto"/>
-              <w:jc w:val="left"/>
-            </w:pPr>
-            <w:r>
-              <w:rPr>
-                <w:rFonts w:ascii="Times New Roman" w:eastAsia="宋体" w:hAnsi="Times New Roman"/>
-                <w:b w:val="false"/>
-                <w:bCs w:val="false"/>
-                <w:color w:val="000000"/>
-                <w:sz w:val="18"/>
-                <w:szCs w:val="18"/>
-              </w:rPr>
-              <w:t xml:space="preserve">是否说明开发进展</w:t>
-            </w:r>
-          </w:p>
-        </w:tc>
-        <w:tc>
-          <w:tcPr>
-            <w:tcW w:type="dxa" w:w="1400"/>
-            <w:tcBorders>
-              <w:top w:val="single" w:color="808080" w:sz="4"/>
-              <w:left w:val="single" w:color="808080" w:sz="4"/>
-              <w:bottom w:val="single" w:color="808080" w:sz="4"/>
-              <w:right w:val="single" w:color="808080" w:sz="4"/>
-            </w:tcBorders>
-            <w:tcMar>
-              <w:top w:type="dxa" w:w="50"/>
-              <w:left w:type="dxa" w:w="90"/>
-              <w:bottom w:type="dxa" w:w="50"/>
-              <w:right w:type="dxa" w:w="90"/>
-            </w:tcMar>
-            <w:vAlign w:val="center"/>
-          </w:tcPr>
-          <w:p>
-            <w:pPr>
-              <w:spacing w:after="0" w:line="240" w:lineRule="auto"/>
-              <w:jc w:val="center"/>
-            </w:pPr>
-            <w:r>
-              <w:rPr>
-                <w:rFonts w:ascii="Times New Roman" w:eastAsia="宋体" w:hAnsi="Times New Roman"/>
-                <w:b w:val="false"/>
-                <w:bCs w:val="false"/>
-                <w:color w:val="000000"/>
-                <w:sz w:val="18"/>
-                <w:szCs w:val="18"/>
-              </w:rPr>
-              <w:t xml:space="preserve">是</w:t>
-            </w:r>
-          </w:p>
-        </w:tc>
-        <w:tc>
-          <w:tcPr>
-            <w:tcW w:type="dxa" w:w="3746"/>
-            <w:tcBorders>
-              <w:top w:val="single" w:color="808080" w:sz="4"/>
-              <w:left w:val="single" w:color="808080" w:sz="4"/>
-              <w:bottom w:val="single" w:color="808080" w:sz="4"/>
-              <w:right w:val="single" w:color="808080" w:sz="4"/>
-            </w:tcBorders>
-            <w:tcMar>
-              <w:top w:type="dxa" w:w="50"/>
-              <w:left w:type="dxa" w:w="90"/>
-              <w:bottom w:type="dxa" w:w="50"/>
-              <w:right w:type="dxa" w:w="90"/>
-            </w:tcMar>
-            <w:vAlign w:val="center"/>
-          </w:tcPr>
-          <w:p>
-            <w:pPr>
-              <w:spacing w:after="0" w:line="240" w:lineRule="auto"/>
-              <w:jc w:val="left"/>
-            </w:pPr>
-            <w:r>
-              <w:rPr>
-                <w:rFonts w:ascii="Times New Roman" w:eastAsia="宋体" w:hAnsi="Times New Roman"/>
-                <w:b w:val="false"/>
-                <w:bCs w:val="false"/>
-                <w:color w:val="000000"/>
-                <w:sz w:val="18"/>
-                <w:szCs w:val="18"/>
-              </w:rPr>
-              <w:t xml:space="preserve">第四、五章</w:t>
-            </w:r>
-          </w:p>
-        </w:tc>
-      </w:tr>
-      <w:tr>
-        <w:tc>
-          <w:tcPr>
-            <w:tcW w:type="dxa" w:w="4200"/>
-            <w:tcBorders>
-              <w:top w:val="single" w:color="808080" w:sz="4"/>
-              <w:left w:val="single" w:color="808080" w:sz="4"/>
-              <w:bottom w:val="single" w:color="808080" w:sz="4"/>
-              <w:right w:val="single" w:color="808080" w:sz="4"/>
-            </w:tcBorders>
-            <w:tcMar>
-              <w:top w:type="dxa" w:w="50"/>
-              <w:left w:type="dxa" w:w="90"/>
-              <w:bottom w:type="dxa" w:w="50"/>
-              <w:right w:type="dxa" w:w="90"/>
-            </w:tcMar>
-            <w:vAlign w:val="center"/>
-          </w:tcPr>
-          <w:p>
-            <w:pPr>
-              <w:spacing w:after="0" w:line="240" w:lineRule="auto"/>
-              <w:jc w:val="left"/>
-            </w:pPr>
-            <w:r>
-              <w:rPr>
-                <w:rFonts w:ascii="Times New Roman" w:eastAsia="宋体" w:hAnsi="Times New Roman"/>
-                <w:b w:val="false"/>
-                <w:bCs w:val="false"/>
-                <w:color w:val="000000"/>
-                <w:sz w:val="18"/>
-                <w:szCs w:val="18"/>
-              </w:rPr>
-              <w:t xml:space="preserve">是否说明问题与解决方案</w:t>
-            </w:r>
-          </w:p>
-        </w:tc>
-        <w:tc>
-          <w:tcPr>
-            <w:tcW w:type="dxa" w:w="1400"/>
-            <w:tcBorders>
-              <w:top w:val="single" w:color="808080" w:sz="4"/>
-              <w:left w:val="single" w:color="808080" w:sz="4"/>
-              <w:bottom w:val="single" w:color="808080" w:sz="4"/>
-              <w:right w:val="single" w:color="808080" w:sz="4"/>
-            </w:tcBorders>
-            <w:tcMar>
-              <w:top w:type="dxa" w:w="50"/>
-              <w:left w:type="dxa" w:w="90"/>
-              <w:bottom w:type="dxa" w:w="50"/>
-              <w:right w:type="dxa" w:w="90"/>
-            </w:tcMar>
-            <w:vAlign w:val="center"/>
-          </w:tcPr>
-          <w:p>
-            <w:pPr>
-              <w:spacing w:after="0" w:line="240" w:lineRule="auto"/>
-              <w:jc w:val="center"/>
-            </w:pPr>
-            <w:r>
-              <w:rPr>
-                <w:rFonts w:ascii="Times New Roman" w:eastAsia="宋体" w:hAnsi="Times New Roman"/>
-                <w:b w:val="false"/>
-                <w:bCs w:val="false"/>
-                <w:color w:val="000000"/>
-                <w:sz w:val="18"/>
-                <w:szCs w:val="18"/>
-              </w:rPr>
-              <w:t xml:space="preserve">是</w:t>
-            </w:r>
-          </w:p>
-        </w:tc>
-        <w:tc>
-          <w:tcPr>
-            <w:tcW w:type="dxa" w:w="3746"/>
-            <w:tcBorders>
-              <w:top w:val="single" w:color="808080" w:sz="4"/>
-              <w:left w:val="single" w:color="808080" w:sz="4"/>
-              <w:bottom w:val="single" w:color="808080" w:sz="4"/>
-              <w:right w:val="single" w:color="808080" w:sz="4"/>
-            </w:tcBorders>
-            <w:tcMar>
-              <w:top w:type="dxa" w:w="50"/>
-              <w:left w:type="dxa" w:w="90"/>
-              <w:bottom w:type="dxa" w:w="50"/>
-              <w:right w:type="dxa" w:w="90"/>
-            </w:tcMar>
-            <w:vAlign w:val="center"/>
-          </w:tcPr>
-          <w:p>
-            <w:pPr>
-              <w:spacing w:after="0" w:line="240" w:lineRule="auto"/>
-              <w:jc w:val="left"/>
-            </w:pPr>
-            <w:r>
-              <w:rPr>
-                <w:rFonts w:ascii="Times New Roman" w:eastAsia="宋体" w:hAnsi="Times New Roman"/>
-                <w:b w:val="false"/>
-                <w:bCs w:val="false"/>
-                <w:color w:val="000000"/>
-                <w:sz w:val="18"/>
-                <w:szCs w:val="18"/>
-              </w:rPr>
-              <w:t xml:space="preserve">第七章</w:t>
-            </w:r>
-          </w:p>
-        </w:tc>
-      </w:tr>
-      <w:tr>
-        <w:tc>
-          <w:tcPr>
-            <w:tcW w:type="dxa" w:w="4200"/>
-            <w:tcBorders>
-              <w:top w:val="single" w:color="808080" w:sz="4"/>
-              <w:left w:val="single" w:color="808080" w:sz="4"/>
-              <w:bottom w:val="single" w:color="808080" w:sz="4"/>
-              <w:right w:val="single" w:color="808080" w:sz="4"/>
-            </w:tcBorders>
-            <w:tcMar>
-              <w:top w:type="dxa" w:w="50"/>
-              <w:left w:type="dxa" w:w="90"/>
-              <w:bottom w:type="dxa" w:w="50"/>
-              <w:right w:type="dxa" w:w="90"/>
-            </w:tcMar>
-            <w:vAlign w:val="center"/>
-          </w:tcPr>
-          <w:p>
-            <w:pPr>
-              <w:spacing w:after="0" w:line="240" w:lineRule="auto"/>
-              <w:jc w:val="left"/>
-            </w:pPr>
-            <w:r>
-              <w:rPr>
-                <w:rFonts w:ascii="Times New Roman" w:eastAsia="宋体" w:hAnsi="Times New Roman"/>
-                <w:b w:val="false"/>
-                <w:bCs w:val="false"/>
-                <w:color w:val="000000"/>
-                <w:sz w:val="18"/>
-                <w:szCs w:val="18"/>
-              </w:rPr>
-              <w:t xml:space="preserve">是否说明非本团队来源</w:t>
-            </w:r>
-          </w:p>
-        </w:tc>
-        <w:tc>
-          <w:tcPr>
-            <w:tcW w:type="dxa" w:w="1400"/>
-            <w:tcBorders>
-              <w:top w:val="single" w:color="808080" w:sz="4"/>
-              <w:left w:val="single" w:color="808080" w:sz="4"/>
-              <w:bottom w:val="single" w:color="808080" w:sz="4"/>
-              <w:right w:val="single" w:color="808080" w:sz="4"/>
-            </w:tcBorders>
-            <w:tcMar>
-              <w:top w:type="dxa" w:w="50"/>
-              <w:left w:type="dxa" w:w="90"/>
-              <w:bottom w:type="dxa" w:w="50"/>
-              <w:right w:type="dxa" w:w="90"/>
-            </w:tcMar>
-            <w:vAlign w:val="center"/>
-          </w:tcPr>
-          <w:p>
-            <w:pPr>
-              <w:spacing w:after="0" w:line="240" w:lineRule="auto"/>
-              <w:jc w:val="center"/>
-            </w:pPr>
-            <w:r>
-              <w:rPr>
-                <w:rFonts w:ascii="Times New Roman" w:eastAsia="宋体" w:hAnsi="Times New Roman"/>
-                <w:b w:val="false"/>
-                <w:bCs w:val="false"/>
-                <w:color w:val="000000"/>
-                <w:sz w:val="18"/>
-                <w:szCs w:val="18"/>
-              </w:rPr>
-              <w:t xml:space="preserve">是</w:t>
-            </w:r>
-          </w:p>
-        </w:tc>
-        <w:tc>
-          <w:tcPr>
-            <w:tcW w:type="dxa" w:w="3746"/>
-            <w:tcBorders>
-              <w:top w:val="single" w:color="808080" w:sz="4"/>
-              <w:left w:val="single" w:color="808080" w:sz="4"/>
-              <w:bottom w:val="single" w:color="808080" w:sz="4"/>
-              <w:right w:val="single" w:color="808080" w:sz="4"/>
-            </w:tcBorders>
-            <w:tcMar>
-              <w:top w:type="dxa" w:w="50"/>
-              <w:left w:type="dxa" w:w="90"/>
-              <w:bottom w:type="dxa" w:w="50"/>
-              <w:right w:type="dxa" w:w="90"/>
-            </w:tcMar>
-            <w:vAlign w:val="center"/>
-          </w:tcPr>
-          <w:p>
-            <w:pPr>
-              <w:spacing w:after="0" w:line="240" w:lineRule="auto"/>
-              <w:jc w:val="left"/>
-            </w:pPr>
-            <w:r>
-              <w:rPr>
-                <w:rFonts w:ascii="Times New Roman" w:eastAsia="宋体" w:hAnsi="Times New Roman"/>
-                <w:b w:val="false"/>
-                <w:bCs w:val="false"/>
-                <w:color w:val="000000"/>
-                <w:sz w:val="18"/>
-                <w:szCs w:val="18"/>
-              </w:rPr>
-              <w:t xml:space="preserve">9.2 表 9-2</w:t>
-            </w:r>
-          </w:p>
-        </w:tc>
-      </w:tr>
-      <w:tr>
-        <w:tc>
-          <w:tcPr>
-            <w:tcW w:type="dxa" w:w="4200"/>
-            <w:tcBorders>
-              <w:top w:val="single" w:color="808080" w:sz="4"/>
-              <w:left w:val="single" w:color="808080" w:sz="4"/>
-              <w:bottom w:val="single" w:color="808080" w:sz="4"/>
-              <w:right w:val="single" w:color="808080" w:sz="4"/>
-            </w:tcBorders>
-            <w:tcMar>
-              <w:top w:type="dxa" w:w="50"/>
-              <w:left w:type="dxa" w:w="90"/>
-              <w:bottom w:type="dxa" w:w="50"/>
-              <w:right w:type="dxa" w:w="90"/>
-            </w:tcMar>
-            <w:vAlign w:val="center"/>
-          </w:tcPr>
-          <w:p>
-            <w:pPr>
-              <w:spacing w:after="0" w:line="240" w:lineRule="auto"/>
-              <w:jc w:val="left"/>
-            </w:pPr>
-            <w:r>
-              <w:rPr>
-                <w:rFonts w:ascii="Times New Roman" w:eastAsia="宋体" w:hAnsi="Times New Roman"/>
-                <w:b w:val="false"/>
-                <w:bCs w:val="false"/>
-                <w:color w:val="000000"/>
-                <w:sz w:val="18"/>
-                <w:szCs w:val="18"/>
-              </w:rPr>
-              <w:t xml:space="preserve">是否说明仓库目录</w:t>
-            </w:r>
-          </w:p>
-        </w:tc>
-        <w:tc>
-          <w:tcPr>
-            <w:tcW w:type="dxa" w:w="1400"/>
-            <w:tcBorders>
-              <w:top w:val="single" w:color="808080" w:sz="4"/>
-              <w:left w:val="single" w:color="808080" w:sz="4"/>
-              <w:bottom w:val="single" w:color="808080" w:sz="4"/>
-              <w:right w:val="single" w:color="808080" w:sz="4"/>
-            </w:tcBorders>
-            <w:tcMar>
-              <w:top w:type="dxa" w:w="50"/>
-              <w:left w:type="dxa" w:w="90"/>
-              <w:bottom w:type="dxa" w:w="50"/>
-              <w:right w:type="dxa" w:w="90"/>
-            </w:tcMar>
-            <w:vAlign w:val="center"/>
-          </w:tcPr>
-          <w:p>
-            <w:pPr>
-              <w:spacing w:after="0" w:line="240" w:lineRule="auto"/>
-              <w:jc w:val="center"/>
-            </w:pPr>
-            <w:r>
-              <w:rPr>
-                <w:rFonts w:ascii="Times New Roman" w:eastAsia="宋体" w:hAnsi="Times New Roman"/>
-                <w:b w:val="false"/>
-                <w:bCs w:val="false"/>
-                <w:color w:val="000000"/>
-                <w:sz w:val="18"/>
-                <w:szCs w:val="18"/>
-              </w:rPr>
-              <w:t xml:space="preserve">是</w:t>
-            </w:r>
-          </w:p>
-        </w:tc>
-        <w:tc>
-          <w:tcPr>
-            <w:tcW w:type="dxa" w:w="3746"/>
-            <w:tcBorders>
-              <w:top w:val="single" w:color="808080" w:sz="4"/>
-              <w:left w:val="single" w:color="808080" w:sz="4"/>
-              <w:bottom w:val="single" w:color="808080" w:sz="4"/>
-              <w:right w:val="single" w:color="808080" w:sz="4"/>
-            </w:tcBorders>
-            <w:tcMar>
-              <w:top w:type="dxa" w:w="50"/>
-              <w:left w:type="dxa" w:w="90"/>
-              <w:bottom w:type="dxa" w:w="50"/>
-              <w:right w:type="dxa" w:w="90"/>
-            </w:tcMar>
-            <w:vAlign w:val="center"/>
-          </w:tcPr>
-          <w:p>
-            <w:pPr>
-              <w:spacing w:after="0" w:line="240" w:lineRule="auto"/>
-              <w:jc w:val="left"/>
-            </w:pPr>
-            <w:r>
-              <w:rPr>
-                <w:rFonts w:ascii="Times New Roman" w:eastAsia="宋体" w:hAnsi="Times New Roman"/>
-                <w:b w:val="false"/>
-                <w:bCs w:val="false"/>
-                <w:color w:val="000000"/>
-                <w:sz w:val="18"/>
-                <w:szCs w:val="18"/>
-              </w:rPr>
-              <w:t xml:space="preserve">9.1 表 9-1</w:t>
-            </w:r>
-          </w:p>
-        </w:tc>
-      </w:tr>
-      <w:tr>
-        <w:tc>
-          <w:tcPr>
-            <w:tcW w:type="dxa" w:w="4200"/>
-            <w:tcBorders>
-              <w:top w:val="single" w:color="808080" w:sz="4"/>
-              <w:left w:val="single" w:color="808080" w:sz="4"/>
-              <w:bottom w:val="single" w:color="808080" w:sz="4"/>
-              <w:right w:val="single" w:color="808080" w:sz="4"/>
-            </w:tcBorders>
-            <w:tcMar>
-              <w:top w:type="dxa" w:w="50"/>
-              <w:left w:type="dxa" w:w="90"/>
-              <w:bottom w:type="dxa" w:w="50"/>
-              <w:right w:type="dxa" w:w="90"/>
-            </w:tcMar>
-            <w:vAlign w:val="center"/>
-          </w:tcPr>
-          <w:p>
-            <w:pPr>
-              <w:spacing w:after="0" w:line="240" w:lineRule="auto"/>
-              <w:jc w:val="left"/>
-            </w:pPr>
-            <w:r>
-              <w:rPr>
-                <w:rFonts w:ascii="Times New Roman" w:eastAsia="宋体" w:hAnsi="Times New Roman"/>
-                <w:b w:val="false"/>
-                <w:bCs w:val="false"/>
-                <w:color w:val="000000"/>
-                <w:sz w:val="18"/>
-                <w:szCs w:val="18"/>
-              </w:rPr>
-              <w:t xml:space="preserve">是否对应进展汇报 PPT</w:t>
-            </w:r>
-          </w:p>
-        </w:tc>
-        <w:tc>
-          <w:tcPr>
-            <w:tcW w:type="dxa" w:w="1400"/>
-            <w:tcBorders>
-              <w:top w:val="single" w:color="808080" w:sz="4"/>
-              <w:left w:val="single" w:color="808080" w:sz="4"/>
-              <w:bottom w:val="single" w:color="808080" w:sz="4"/>
-              <w:right w:val="single" w:color="808080" w:sz="4"/>
-            </w:tcBorders>
-            <w:tcMar>
-              <w:top w:type="dxa" w:w="50"/>
-              <w:left w:type="dxa" w:w="90"/>
-              <w:bottom w:type="dxa" w:w="50"/>
-              <w:right w:type="dxa" w:w="90"/>
-            </w:tcMar>
-            <w:vAlign w:val="center"/>
-          </w:tcPr>
-          <w:p>
-            <w:pPr>
-              <w:spacing w:after="0" w:line="240" w:lineRule="auto"/>
-              <w:jc w:val="center"/>
-            </w:pPr>
-            <w:r>
-              <w:rPr>
-                <w:rFonts w:ascii="Times New Roman" w:eastAsia="宋体" w:hAnsi="Times New Roman"/>
-                <w:b w:val="false"/>
-                <w:bCs w:val="false"/>
-                <w:color w:val="000000"/>
-                <w:sz w:val="18"/>
-                <w:szCs w:val="18"/>
-              </w:rPr>
-              <w:t xml:space="preserve">是</w:t>
-            </w:r>
-          </w:p>
-        </w:tc>
-        <w:tc>
-          <w:tcPr>
-            <w:tcW w:type="dxa" w:w="3746"/>
-            <w:tcBorders>
-              <w:top w:val="single" w:color="808080" w:sz="4"/>
-              <w:left w:val="single" w:color="808080" w:sz="4"/>
-              <w:bottom w:val="single" w:color="808080" w:sz="4"/>
-              <w:right w:val="single" w:color="808080" w:sz="4"/>
-            </w:tcBorders>
-            <w:tcMar>
-              <w:top w:type="dxa" w:w="50"/>
-              <w:left w:type="dxa" w:w="90"/>
-              <w:bottom w:type="dxa" w:w="50"/>
-              <w:right w:type="dxa" w:w="90"/>
-            </w:tcMar>
-            <w:vAlign w:val="center"/>
-          </w:tcPr>
-          <w:p>
-            <w:pPr>
-              <w:spacing w:after="0" w:line="240" w:lineRule="auto"/>
-              <w:jc w:val="left"/>
-            </w:pPr>
-            <w:r>
-              <w:rPr>
-                <w:rFonts w:ascii="Times New Roman" w:eastAsia="宋体" w:hAnsi="Times New Roman"/>
-                <w:b w:val="false"/>
-                <w:bCs w:val="false"/>
-                <w:color w:val="000000"/>
-                <w:sz w:val="18"/>
-                <w:szCs w:val="18"/>
-              </w:rPr>
-              <w:t xml:space="preserve">附录 C、5.5</w:t>
-            </w:r>
-          </w:p>
-        </w:tc>
-      </w:tr>
-      <w:tr>
-        <w:tc>
-          <w:tcPr>
-            <w:tcW w:type="dxa" w:w="4200"/>
-            <w:tcBorders>
-              <w:top w:val="single" w:color="808080" w:sz="4"/>
-              <w:left w:val="single" w:color="808080" w:sz="4"/>
-              <w:bottom w:val="single" w:color="808080" w:sz="4"/>
-              <w:right w:val="single" w:color="808080" w:sz="4"/>
-            </w:tcBorders>
-            <w:tcMar>
-              <w:top w:type="dxa" w:w="50"/>
-              <w:left w:type="dxa" w:w="90"/>
-              <w:bottom w:type="dxa" w:w="50"/>
-              <w:right w:type="dxa" w:w="90"/>
-            </w:tcMar>
-            <w:vAlign w:val="center"/>
-          </w:tcPr>
-          <w:p>
-            <w:pPr>
-              <w:spacing w:after="0" w:line="240" w:lineRule="auto"/>
-              <w:jc w:val="left"/>
-            </w:pPr>
-            <w:r>
-              <w:rPr>
-                <w:rFonts w:ascii="Times New Roman" w:eastAsia="宋体" w:hAnsi="Times New Roman"/>
-                <w:b w:val="false"/>
-                <w:bCs w:val="false"/>
-                <w:color w:val="000000"/>
-                <w:sz w:val="18"/>
-                <w:szCs w:val="18"/>
-              </w:rPr>
-              <w:t xml:space="preserve">是否对应演示视频</w:t>
-            </w:r>
-          </w:p>
-        </w:tc>
-        <w:tc>
-          <w:tcPr>
-            <w:tcW w:type="dxa" w:w="1400"/>
-            <w:tcBorders>
-              <w:top w:val="single" w:color="808080" w:sz="4"/>
-              <w:left w:val="single" w:color="808080" w:sz="4"/>
-              <w:bottom w:val="single" w:color="808080" w:sz="4"/>
-              <w:right w:val="single" w:color="808080" w:sz="4"/>
-            </w:tcBorders>
-            <w:tcMar>
-              <w:top w:type="dxa" w:w="50"/>
-              <w:left w:type="dxa" w:w="90"/>
-              <w:bottom w:type="dxa" w:w="50"/>
-              <w:right w:type="dxa" w:w="90"/>
-            </w:tcMar>
-            <w:vAlign w:val="center"/>
-          </w:tcPr>
-          <w:p>
-            <w:pPr>
-              <w:spacing w:after="0" w:line="240" w:lineRule="auto"/>
-              <w:jc w:val="center"/>
-            </w:pPr>
-            <w:r>
-              <w:rPr>
-                <w:rFonts w:ascii="Times New Roman" w:eastAsia="宋体" w:hAnsi="Times New Roman"/>
-                <w:b w:val="false"/>
-                <w:bCs w:val="false"/>
-                <w:color w:val="000000"/>
-                <w:sz w:val="18"/>
-                <w:szCs w:val="18"/>
-              </w:rPr>
-              <w:t xml:space="preserve">是</w:t>
-            </w:r>
-          </w:p>
-        </w:tc>
-        <w:tc>
-          <w:tcPr>
-            <w:tcW w:type="dxa" w:w="3746"/>
-            <w:tcBorders>
-              <w:top w:val="single" w:color="808080" w:sz="4"/>
-              <w:left w:val="single" w:color="808080" w:sz="4"/>
-              <w:bottom w:val="single" w:color="808080" w:sz="4"/>
-              <w:right w:val="single" w:color="808080" w:sz="4"/>
-            </w:tcBorders>
-            <w:tcMar>
-              <w:top w:type="dxa" w:w="50"/>
-              <w:left w:type="dxa" w:w="90"/>
-              <w:bottom w:type="dxa" w:w="50"/>
-              <w:right w:type="dxa" w:w="90"/>
-            </w:tcMar>
-            <w:vAlign w:val="center"/>
-          </w:tcPr>
-          <w:p>
-            <w:pPr>
-              <w:spacing w:after="0" w:line="240" w:lineRule="auto"/>
-              <w:jc w:val="left"/>
-            </w:pPr>
-            <w:r>
-              <w:rPr>
-                <w:rFonts w:ascii="Times New Roman" w:eastAsia="宋体" w:hAnsi="Times New Roman"/>
-                <w:b w:val="false"/>
-                <w:bCs w:val="false"/>
-                <w:color w:val="000000"/>
-                <w:sz w:val="18"/>
-                <w:szCs w:val="18"/>
-              </w:rPr>
-              <w:t xml:space="preserve">附录 D</w:t>
-            </w:r>
-          </w:p>
-        </w:tc>
-      </w:tr>
-      <w:tr>
-        <w:tc>
-          <w:tcPr>
-            <w:tcW w:type="dxa" w:w="4200"/>
-            <w:tcBorders>
-              <w:top w:val="single" w:color="808080" w:sz="4"/>
-              <w:left w:val="single" w:color="808080" w:sz="4"/>
-              <w:bottom w:val="single" w:color="808080" w:sz="4"/>
-              <w:right w:val="single" w:color="808080" w:sz="4"/>
-            </w:tcBorders>
-            <w:tcMar>
-              <w:top w:type="dxa" w:w="50"/>
-              <w:left w:type="dxa" w:w="90"/>
-              <w:bottom w:type="dxa" w:w="50"/>
-              <w:right w:type="dxa" w:w="90"/>
-            </w:tcMar>
-            <w:vAlign w:val="center"/>
-          </w:tcPr>
-          <w:p>
-            <w:pPr>
-              <w:spacing w:after="0" w:line="240" w:lineRule="auto"/>
-              <w:jc w:val="left"/>
-            </w:pPr>
-            <w:r>
-              <w:rPr>
-                <w:rFonts w:ascii="Times New Roman" w:eastAsia="宋体" w:hAnsi="Times New Roman"/>
-                <w:b w:val="false"/>
-                <w:bCs w:val="false"/>
-                <w:color w:val="000000"/>
-                <w:sz w:val="18"/>
-                <w:szCs w:val="18"/>
-              </w:rPr>
-              <w:t xml:space="preserve">是否避免编造</w:t>
-            </w:r>
-          </w:p>
-        </w:tc>
-        <w:tc>
-          <w:tcPr>
-            <w:tcW w:type="dxa" w:w="1400"/>
-            <w:tcBorders>
-              <w:top w:val="single" w:color="808080" w:sz="4"/>
-              <w:left w:val="single" w:color="808080" w:sz="4"/>
-              <w:bottom w:val="single" w:color="808080" w:sz="4"/>
-              <w:right w:val="single" w:color="808080" w:sz="4"/>
-            </w:tcBorders>
-            <w:tcMar>
-              <w:top w:type="dxa" w:w="50"/>
-              <w:left w:type="dxa" w:w="90"/>
-              <w:bottom w:type="dxa" w:w="50"/>
-              <w:right w:type="dxa" w:w="90"/>
-            </w:tcMar>
-            <w:vAlign w:val="center"/>
-          </w:tcPr>
-          <w:p>
-            <w:pPr>
-              <w:spacing w:after="0" w:line="240" w:lineRule="auto"/>
-              <w:jc w:val="center"/>
-            </w:pPr>
-            <w:r>
-              <w:rPr>
-                <w:rFonts w:ascii="Times New Roman" w:eastAsia="宋体" w:hAnsi="Times New Roman"/>
-                <w:b w:val="false"/>
-                <w:bCs w:val="false"/>
-                <w:color w:val="000000"/>
-                <w:sz w:val="18"/>
-                <w:szCs w:val="18"/>
-              </w:rPr>
-              <w:t xml:space="preserve">是</w:t>
-            </w:r>
-          </w:p>
-        </w:tc>
-        <w:tc>
-          <w:tcPr>
-            <w:tcW w:type="dxa" w:w="3746"/>
-            <w:tcBorders>
-              <w:top w:val="single" w:color="808080" w:sz="4"/>
-              <w:left w:val="single" w:color="808080" w:sz="4"/>
-              <w:bottom w:val="single" w:color="808080" w:sz="4"/>
-              <w:right w:val="single" w:color="808080" w:sz="4"/>
-            </w:tcBorders>
-            <w:tcMar>
-              <w:top w:type="dxa" w:w="50"/>
-              <w:left w:type="dxa" w:w="90"/>
-              <w:bottom w:type="dxa" w:w="50"/>
-              <w:right w:type="dxa" w:w="90"/>
-            </w:tcMar>
-            <w:vAlign w:val="center"/>
-          </w:tcPr>
-          <w:p>
-            <w:pPr>
-              <w:spacing w:after="0" w:line="240" w:lineRule="auto"/>
-              <w:jc w:val="left"/>
-            </w:pPr>
-            <w:r>
-              <w:rPr>
-                <w:rFonts w:ascii="Times New Roman" w:eastAsia="宋体" w:hAnsi="Times New Roman"/>
-                <w:b w:val="false"/>
-                <w:bCs w:val="false"/>
-                <w:color w:val="000000"/>
-                <w:sz w:val="18"/>
-                <w:szCs w:val="18"/>
-              </w:rPr>
-              <w:t xml:space="preserve">区分状态、标注待补充、数据引自评测记录</w:t>
-            </w:r>
-          </w:p>
-        </w:tc>
-      </w:tr>
-      <w:tr>
-        <w:tc>
-          <w:tcPr>
-            <w:tcW w:type="dxa" w:w="4200"/>
-            <w:tcBorders>
-              <w:top w:val="single" w:color="808080" w:sz="4"/>
-              <w:left w:val="single" w:color="808080" w:sz="4"/>
-              <w:bottom w:val="single" w:color="808080" w:sz="4"/>
-              <w:right w:val="single" w:color="808080" w:sz="4"/>
-            </w:tcBorders>
-            <w:tcMar>
-              <w:top w:type="dxa" w:w="50"/>
-              <w:left w:type="dxa" w:w="90"/>
-              <w:bottom w:type="dxa" w:w="50"/>
-              <w:right w:type="dxa" w:w="90"/>
-            </w:tcMar>
-            <w:vAlign w:val="center"/>
-          </w:tcPr>
-          <w:p>
-            <w:pPr>
-              <w:spacing w:after="0" w:line="240" w:lineRule="auto"/>
-              <w:jc w:val="left"/>
-            </w:pPr>
-            <w:r>
-              <w:rPr>
-                <w:rFonts w:ascii="Times New Roman" w:eastAsia="宋体" w:hAnsi="Times New Roman"/>
-                <w:b w:val="false"/>
-                <w:bCs w:val="false"/>
-                <w:color w:val="000000"/>
-                <w:sz w:val="18"/>
-                <w:szCs w:val="18"/>
-              </w:rPr>
-              <w:t xml:space="preserve">是否符合正式排版要求</w:t>
-            </w:r>
-          </w:p>
-        </w:tc>
-        <w:tc>
-          <w:tcPr>
-            <w:tcW w:type="dxa" w:w="1400"/>
-            <w:tcBorders>
-              <w:top w:val="single" w:color="808080" w:sz="4"/>
-              <w:left w:val="single" w:color="808080" w:sz="4"/>
-              <w:bottom w:val="single" w:color="808080" w:sz="4"/>
-              <w:right w:val="single" w:color="808080" w:sz="4"/>
-            </w:tcBorders>
-            <w:tcMar>
-              <w:top w:type="dxa" w:w="50"/>
-              <w:left w:type="dxa" w:w="90"/>
-              <w:bottom w:type="dxa" w:w="50"/>
-              <w:right w:type="dxa" w:w="90"/>
-            </w:tcMar>
-            <w:vAlign w:val="center"/>
-          </w:tcPr>
-          <w:p>
-            <w:pPr>
-              <w:spacing w:after="0" w:line="240" w:lineRule="auto"/>
-              <w:jc w:val="center"/>
-            </w:pPr>
-            <w:r>
-              <w:rPr>
-                <w:rFonts w:ascii="Times New Roman" w:eastAsia="宋体" w:hAnsi="Times New Roman"/>
-                <w:b w:val="false"/>
-                <w:bCs w:val="false"/>
-                <w:color w:val="000000"/>
-                <w:sz w:val="18"/>
-                <w:szCs w:val="18"/>
-              </w:rPr>
-              <w:t xml:space="preserve">是</w:t>
-            </w:r>
-          </w:p>
-        </w:tc>
-        <w:tc>
-          <w:tcPr>
-            <w:tcW w:type="dxa" w:w="3746"/>
-            <w:tcBorders>
-              <w:top w:val="single" w:color="808080" w:sz="4"/>
-              <w:left w:val="single" w:color="808080" w:sz="4"/>
-              <w:bottom w:val="single" w:color="808080" w:sz="4"/>
-              <w:right w:val="single" w:color="808080" w:sz="4"/>
-            </w:tcBorders>
-            <w:tcMar>
-              <w:top w:type="dxa" w:w="50"/>
-              <w:left w:type="dxa" w:w="90"/>
-              <w:bottom w:type="dxa" w:w="50"/>
-              <w:right w:type="dxa" w:w="90"/>
-            </w:tcMar>
-            <w:vAlign w:val="center"/>
-          </w:tcPr>
-          <w:p>
-            <w:pPr>
-              <w:spacing w:after="0" w:line="240" w:lineRule="auto"/>
-              <w:jc w:val="left"/>
-            </w:pPr>
-            <w:r>
-              <w:rPr>
-                <w:rFonts w:ascii="Times New Roman" w:eastAsia="宋体" w:hAnsi="Times New Roman"/>
-                <w:b w:val="false"/>
-                <w:bCs w:val="false"/>
-                <w:color w:val="000000"/>
-                <w:sz w:val="18"/>
-                <w:szCs w:val="18"/>
-              </w:rPr>
-              <w:t xml:space="preserve">封面/目录/页码/章分页/图表编号/黑白线框</w:t>
-            </w:r>
-          </w:p>
-        </w:tc>
-      </w:tr>
-    </w:tbl>
-    <w:p>
-      <w:pPr>
-        <w:spacing w:after="120"/>
-      </w:pPr>
     </w:p>
     <w:sectPr>
       <w:headerReference w:type="default" r:id="rId9"/>
